--- a/book/docx-por-capitulo/capitulo-07-red.docx
+++ b/book/docx-por-capitulo/capitulo-07-red.docx
@@ -7,6 +7,7 @@
         <w:pStyle w:val="Endure-ChapterTitle"/>
         <w:keepNext/>
         <w:spacing w:before="480" w:after="240"/>
+        <w:outlineLvl w:val="0"/>
       </w:pPr>
       <w:r>
         <w:rPr>
@@ -26,54 +27,74 @@
         <w:pStyle w:val="Endure-Subhead"/>
         <w:keepNext/>
         <w:spacing w:before="240" w:after="60"/>
+        <w:outlineLvl w:val="1"/>
       </w:pPr>
       <w:r>
+        <w:rPr>
+          <w:sz w:val="24"/>
+        </w:rPr>
         <w:t>Introducción</w:t>
       </w:r>
     </w:p>
     <w:p>
       <w:pPr>
         <w:pStyle w:val="Endure-FirstParagraphBodyText"/>
+        <w:spacing w:before="100" w:after="100"/>
       </w:pPr>
       <w:r>
+        <w:rPr>
+          <w:sz w:val="20"/>
+        </w:rPr>
         <w:t>La red es el cuello de botella más subestimado en un sistema de inferencia local. Descargar un modelo de 26 GB con la configuración por defecto de Ubuntu puede tomar 2 horas en una conexión de 100 Mbps por limitaciones del buffer TCP. Optimizado correctamente, el mismo sistema puede saturar el enlace y descargar en 30 minutos. Esta parte aplica todas las optimizaciones de red relevantes para el Jetson: parámetros TCP, algoritmo de congestión BBR, APT paralelo y aria2 para descargas de modelos.</w:t>
       </w:r>
     </w:p>
     <w:p>
       <w:pPr>
         <w:pStyle w:val="Endure-ChapterBodyText"/>
+        <w:spacing w:before="100" w:after="100"/>
       </w:pPr>
       <w:r>
         <w:rPr>
           <w:b/>
+          <w:sz w:val="20"/>
         </w:rPr>
         <w:t>Prerequisito:</w:t>
       </w:r>
       <w:r>
+        <w:rPr>
+          <w:sz w:val="20"/>
+        </w:rPr>
         <w:t xml:space="preserve"> Capítulo 1 completada — red con IP estática 192.168.1.100.</w:t>
       </w:r>
     </w:p>
     <w:p>
       <w:pPr>
         <w:pStyle w:val="Endure-ChapterBodyText"/>
+        <w:spacing w:before="100" w:after="100"/>
       </w:pPr>
       <w:r>
         <w:rPr>
           <w:b/>
+          <w:sz w:val="20"/>
         </w:rPr>
         <w:t>Tiempo estimado:</w:t>
       </w:r>
       <w:r>
+        <w:rPr>
+          <w:sz w:val="20"/>
+        </w:rPr>
         <w:t xml:space="preserve"> 15 minutos.</w:t>
       </w:r>
     </w:p>
     <w:p>
       <w:pPr>
         <w:pStyle w:val="Endure-ChapterBodyText"/>
+        <w:spacing w:before="100" w:after="100"/>
       </w:pPr>
       <w:r>
         <w:rPr>
           <w:b/>
+          <w:sz w:val="20"/>
         </w:rPr>
         <w:t>Al final de esta parte tendrá:</w:t>
       </w:r>
@@ -81,103 +102,121 @@
     <w:p>
       <w:pPr>
         <w:pStyle w:val="Endure-ChapterBodyText"/>
-        <w:spacing w:before="20" w:after="20"/>
+        <w:spacing w:before="40" w:after="40"/>
         <w:ind w:left="360" w:hanging="216"/>
       </w:pPr>
       <w:r>
         <w:rPr>
-          <w:sz w:val="18"/>
+          <w:sz w:val="20"/>
         </w:rPr>
         <w:t xml:space="preserve">• </w:t>
       </w:r>
       <w:r>
+        <w:rPr>
+          <w:sz w:val="20"/>
+        </w:rPr>
         <w:t>Buffers TCP ampliados (de 128 KB a 16 MB por conexión)</w:t>
       </w:r>
     </w:p>
     <w:p>
       <w:pPr>
         <w:pStyle w:val="Endure-ChapterBodyText"/>
-        <w:spacing w:before="20" w:after="20"/>
+        <w:spacing w:before="40" w:after="40"/>
         <w:ind w:left="360" w:hanging="216"/>
       </w:pPr>
       <w:r>
         <w:rPr>
-          <w:sz w:val="18"/>
+          <w:sz w:val="20"/>
         </w:rPr>
         <w:t xml:space="preserve">• </w:t>
       </w:r>
       <w:r>
+        <w:rPr>
+          <w:sz w:val="20"/>
+        </w:rPr>
         <w:t>Algoritmo de congestión TCP BBR activado (mejor rendimiento en conexiones de alta latencia)</w:t>
       </w:r>
     </w:p>
     <w:p>
       <w:pPr>
         <w:pStyle w:val="Endure-ChapterBodyText"/>
-        <w:spacing w:before="20" w:after="20"/>
+        <w:spacing w:before="40" w:after="40"/>
         <w:ind w:left="360" w:hanging="216"/>
       </w:pPr>
       <w:r>
         <w:rPr>
-          <w:sz w:val="18"/>
+          <w:sz w:val="20"/>
         </w:rPr>
         <w:t xml:space="preserve">• </w:t>
       </w:r>
       <w:r>
+        <w:rPr>
+          <w:sz w:val="20"/>
+        </w:rPr>
         <w:t>IPv6 desactivado en la interfaz de red (reduce latencia en resolución DNS)</w:t>
       </w:r>
     </w:p>
     <w:p>
       <w:pPr>
         <w:pStyle w:val="Endure-ChapterBodyText"/>
-        <w:spacing w:before="20" w:after="20"/>
+        <w:spacing w:before="40" w:after="40"/>
         <w:ind w:left="360" w:hanging="216"/>
       </w:pPr>
       <w:r>
         <w:rPr>
-          <w:sz w:val="18"/>
+          <w:sz w:val="20"/>
         </w:rPr>
         <w:t xml:space="preserve">• </w:t>
       </w:r>
       <w:r>
+        <w:rPr>
+          <w:sz w:val="20"/>
+        </w:rPr>
         <w:t>APT configurado para descargas paralelas y retry automático</w:t>
       </w:r>
     </w:p>
     <w:p>
       <w:pPr>
         <w:pStyle w:val="Endure-ChapterBodyText"/>
-        <w:spacing w:before="20" w:after="20"/>
+        <w:spacing w:before="40" w:after="40"/>
         <w:ind w:left="360" w:hanging="216"/>
       </w:pPr>
       <w:r>
         <w:rPr>
-          <w:sz w:val="18"/>
+          <w:sz w:val="20"/>
         </w:rPr>
         <w:t xml:space="preserve">• </w:t>
       </w:r>
       <w:r>
         <w:rPr>
           <w:rFonts w:ascii="Courier New" w:hAnsi="Courier New"/>
-          <w:sz w:val="17"/>
+          <w:sz w:val="16"/>
         </w:rPr>
         <w:t>aria2</w:t>
       </w:r>
       <w:r>
+        <w:rPr>
+          <w:sz w:val="20"/>
+        </w:rPr>
         <w:t xml:space="preserve"> configurado para descargas de modelos a máxima velocidad (16 hilos)</w:t>
       </w:r>
     </w:p>
     <w:p>
       <w:pPr>
         <w:pStyle w:val="Endure-ChapterBodyText"/>
-        <w:spacing w:before="20" w:after="20"/>
+        <w:spacing w:before="40" w:after="40"/>
         <w:ind w:left="360" w:hanging="216"/>
       </w:pPr>
       <w:r>
         <w:rPr>
-          <w:sz w:val="18"/>
+          <w:sz w:val="20"/>
         </w:rPr>
         <w:t xml:space="preserve">• </w:t>
       </w:r>
       <w:r>
+        <w:rPr>
+          <w:sz w:val="20"/>
+        </w:rPr>
         <w:t>Verificación de velocidad de red efectiva</w:t>
       </w:r>
     </w:p>
@@ -191,16 +230,24 @@
         <w:pStyle w:val="Endure-Subhead"/>
         <w:keepNext/>
         <w:spacing w:before="240" w:after="60"/>
+        <w:outlineLvl w:val="1"/>
       </w:pPr>
       <w:r>
+        <w:rPr>
+          <w:sz w:val="24"/>
+        </w:rPr>
         <w:t>6.1 Optimización de Parámetros TCP del Kernel</w:t>
       </w:r>
     </w:p>
     <w:p>
       <w:pPr>
         <w:pStyle w:val="Endure-FirstParagraphBodyText"/>
+        <w:spacing w:before="100" w:after="100"/>
       </w:pPr>
       <w:r>
+        <w:rPr>
+          <w:sz w:val="20"/>
+        </w:rPr>
         <w:t>El kernel Linux gestiona las conexiones TCP con un conjunto de parámetros de tamaño de buffer que por defecto están calibrados para consumo de energía y equipos de gama baja. En el Jetson, que tiene 64 GB de RAM, puede ampliar estos buffers significativamente para mejorar el throughput en descargas de archivos grandes.</w:t>
       </w:r>
     </w:p>
@@ -217,7 +264,7 @@
         <w:tc>
           <w:tcPr>
             <w:tcW w:type="dxa" w:w="8152"/>
-            <w:shd w:val="clear" w:color="auto" w:fill="F2F2F2"/>
+            <w:shd w:val="clear" w:color="auto" w:fill="EAEAEA"/>
             <w:tcBorders>
               <w:left w:val="thick" w:sz="24" w:color="1A5A6A"/>
             </w:tcBorders>
@@ -305,6 +352,7 @@
             <w:r>
               <w:rPr>
                 <w:rFonts w:ascii="Courier New" w:hAnsi="Courier New"/>
+                <w:i/>
                 <w:color w:val="555555"/>
                 <w:sz w:val="16"/>
               </w:rPr>
@@ -321,6 +369,7 @@
             <w:r>
               <w:rPr>
                 <w:rFonts w:ascii="Courier New" w:hAnsi="Courier New"/>
+                <w:i/>
                 <w:color w:val="555555"/>
                 <w:sz w:val="16"/>
               </w:rPr>
@@ -337,6 +386,7 @@
             <w:r>
               <w:rPr>
                 <w:rFonts w:ascii="Courier New" w:hAnsi="Courier New"/>
+                <w:i/>
                 <w:color w:val="555555"/>
                 <w:sz w:val="16"/>
               </w:rPr>
@@ -353,6 +403,7 @@
             <w:r>
               <w:rPr>
                 <w:rFonts w:ascii="Courier New" w:hAnsi="Courier New"/>
+                <w:i/>
                 <w:color w:val="555555"/>
                 <w:sz w:val="16"/>
               </w:rPr>
@@ -435,6 +486,7 @@
             <w:r>
               <w:rPr>
                 <w:rFonts w:ascii="Courier New" w:hAnsi="Courier New"/>
+                <w:i/>
                 <w:color w:val="555555"/>
                 <w:sz w:val="16"/>
               </w:rPr>
@@ -451,6 +503,7 @@
             <w:r>
               <w:rPr>
                 <w:rFonts w:ascii="Courier New" w:hAnsi="Courier New"/>
+                <w:i/>
                 <w:color w:val="555555"/>
                 <w:sz w:val="16"/>
               </w:rPr>
@@ -516,6 +569,7 @@
             <w:r>
               <w:rPr>
                 <w:rFonts w:ascii="Courier New" w:hAnsi="Courier New"/>
+                <w:i/>
                 <w:color w:val="555555"/>
                 <w:sz w:val="16"/>
               </w:rPr>
@@ -549,6 +603,7 @@
             <w:r>
               <w:rPr>
                 <w:rFonts w:ascii="Courier New" w:hAnsi="Courier New"/>
+                <w:i/>
                 <w:color w:val="555555"/>
                 <w:sz w:val="16"/>
               </w:rPr>
@@ -582,6 +637,7 @@
             <w:r>
               <w:rPr>
                 <w:rFonts w:ascii="Courier New" w:hAnsi="Courier New"/>
+                <w:i/>
                 <w:color w:val="555555"/>
                 <w:sz w:val="16"/>
               </w:rPr>
@@ -615,6 +671,7 @@
             <w:r>
               <w:rPr>
                 <w:rFonts w:ascii="Courier New" w:hAnsi="Courier New"/>
+                <w:i/>
                 <w:color w:val="555555"/>
                 <w:sz w:val="16"/>
               </w:rPr>
@@ -697,6 +754,7 @@
             <w:r>
               <w:rPr>
                 <w:rFonts w:ascii="Courier New" w:hAnsi="Courier New"/>
+                <w:i/>
                 <w:color w:val="555555"/>
                 <w:sz w:val="16"/>
               </w:rPr>
@@ -713,6 +771,7 @@
             <w:r>
               <w:rPr>
                 <w:rFonts w:ascii="Courier New" w:hAnsi="Courier New"/>
+                <w:i/>
                 <w:color w:val="555555"/>
                 <w:sz w:val="16"/>
               </w:rPr>
@@ -729,6 +788,7 @@
             <w:r>
               <w:rPr>
                 <w:rFonts w:ascii="Courier New" w:hAnsi="Courier New"/>
+                <w:i/>
                 <w:color w:val="555555"/>
                 <w:sz w:val="16"/>
               </w:rPr>
@@ -794,6 +854,7 @@
             <w:r>
               <w:rPr>
                 <w:rFonts w:ascii="Courier New" w:hAnsi="Courier New"/>
+                <w:i/>
                 <w:color w:val="555555"/>
                 <w:sz w:val="16"/>
               </w:rPr>
@@ -810,6 +871,7 @@
             <w:r>
               <w:rPr>
                 <w:rFonts w:ascii="Courier New" w:hAnsi="Courier New"/>
+                <w:i/>
                 <w:color w:val="555555"/>
                 <w:sz w:val="16"/>
               </w:rPr>
@@ -826,6 +888,7 @@
             <w:r>
               <w:rPr>
                 <w:rFonts w:ascii="Courier New" w:hAnsi="Courier New"/>
+                <w:i/>
                 <w:color w:val="555555"/>
                 <w:sz w:val="16"/>
               </w:rPr>
@@ -901,7 +964,7 @@
         <w:tc>
           <w:tcPr>
             <w:tcW w:type="dxa" w:w="8152"/>
-            <w:shd w:val="clear" w:color="auto" w:fill="F2F2F2"/>
+            <w:shd w:val="clear" w:color="auto" w:fill="EAEAEA"/>
             <w:tcBorders>
               <w:left w:val="thick" w:sz="24" w:color="1A5A6A"/>
             </w:tcBorders>
@@ -939,6 +1002,7 @@
             <w:r>
               <w:rPr>
                 <w:rFonts w:ascii="Courier New" w:hAnsi="Courier New"/>
+                <w:i/>
                 <w:color w:val="555555"/>
                 <w:sz w:val="16"/>
               </w:rPr>
@@ -955,6 +1019,7 @@
             <w:r>
               <w:rPr>
                 <w:rFonts w:ascii="Courier New" w:hAnsi="Courier New"/>
+                <w:i/>
                 <w:color w:val="555555"/>
                 <w:sz w:val="16"/>
               </w:rPr>
@@ -971,6 +1036,7 @@
             <w:r>
               <w:rPr>
                 <w:rFonts w:ascii="Courier New" w:hAnsi="Courier New"/>
+                <w:i/>
                 <w:color w:val="555555"/>
                 <w:sz w:val="16"/>
               </w:rPr>
@@ -987,6 +1053,7 @@
             <w:r>
               <w:rPr>
                 <w:rFonts w:ascii="Courier New" w:hAnsi="Courier New"/>
+                <w:i/>
                 <w:color w:val="555555"/>
                 <w:sz w:val="16"/>
               </w:rPr>
@@ -1003,6 +1070,7 @@
             <w:r>
               <w:rPr>
                 <w:rFonts w:ascii="Courier New" w:hAnsi="Courier New"/>
+                <w:i/>
                 <w:color w:val="555555"/>
                 <w:sz w:val="16"/>
               </w:rPr>
@@ -1019,6 +1087,7 @@
             <w:r>
               <w:rPr>
                 <w:rFonts w:ascii="Courier New" w:hAnsi="Courier New"/>
+                <w:i/>
                 <w:color w:val="555555"/>
                 <w:sz w:val="16"/>
               </w:rPr>
@@ -1035,6 +1104,7 @@
             <w:r>
               <w:rPr>
                 <w:rFonts w:ascii="Courier New" w:hAnsi="Courier New"/>
+                <w:i/>
                 <w:color w:val="555555"/>
                 <w:sz w:val="16"/>
               </w:rPr>
@@ -1051,6 +1121,7 @@
             <w:r>
               <w:rPr>
                 <w:rFonts w:ascii="Courier New" w:hAnsi="Courier New"/>
+                <w:i/>
                 <w:color w:val="555555"/>
                 <w:sz w:val="16"/>
               </w:rPr>
@@ -1067,6 +1138,7 @@
             <w:r>
               <w:rPr>
                 <w:rFonts w:ascii="Courier New" w:hAnsi="Courier New"/>
+                <w:i/>
                 <w:color w:val="555555"/>
                 <w:sz w:val="16"/>
               </w:rPr>
@@ -1083,6 +1155,7 @@
             <w:r>
               <w:rPr>
                 <w:rFonts w:ascii="Courier New" w:hAnsi="Courier New"/>
+                <w:i/>
                 <w:color w:val="555555"/>
                 <w:sz w:val="16"/>
               </w:rPr>
@@ -1099,6 +1172,7 @@
             <w:r>
               <w:rPr>
                 <w:rFonts w:ascii="Courier New" w:hAnsi="Courier New"/>
+                <w:i/>
                 <w:color w:val="555555"/>
                 <w:sz w:val="16"/>
               </w:rPr>
@@ -1115,6 +1189,7 @@
             <w:r>
               <w:rPr>
                 <w:rFonts w:ascii="Courier New" w:hAnsi="Courier New"/>
+                <w:i/>
                 <w:color w:val="555555"/>
                 <w:sz w:val="16"/>
               </w:rPr>
@@ -1131,6 +1206,7 @@
             <w:r>
               <w:rPr>
                 <w:rFonts w:ascii="Courier New" w:hAnsi="Courier New"/>
+                <w:i/>
                 <w:color w:val="555555"/>
                 <w:sz w:val="16"/>
               </w:rPr>
@@ -1147,6 +1223,7 @@
             <w:r>
               <w:rPr>
                 <w:rFonts w:ascii="Courier New" w:hAnsi="Courier New"/>
+                <w:i/>
                 <w:color w:val="555555"/>
                 <w:sz w:val="16"/>
               </w:rPr>
@@ -1163,6 +1240,7 @@
             <w:r>
               <w:rPr>
                 <w:rFonts w:ascii="Courier New" w:hAnsi="Courier New"/>
+                <w:i/>
                 <w:color w:val="555555"/>
                 <w:sz w:val="16"/>
               </w:rPr>
@@ -1182,10 +1260,11 @@
         <w:pStyle w:val="Endure-Subhead"/>
         <w:keepNext/>
         <w:spacing w:before="160" w:after="60"/>
+        <w:outlineLvl w:val="2"/>
       </w:pPr>
       <w:r>
         <w:rPr>
-          <w:sz w:val="18"/>
+          <w:sz w:val="22"/>
         </w:rPr>
         <w:t>6.1.1 Verificar TCP BBR activo</w:t>
       </w:r>
@@ -1203,7 +1282,7 @@
         <w:tc>
           <w:tcPr>
             <w:tcW w:type="dxa" w:w="8152"/>
-            <w:shd w:val="clear" w:color="auto" w:fill="F2F2F2"/>
+            <w:shd w:val="clear" w:color="auto" w:fill="EAEAEA"/>
             <w:tcBorders>
               <w:left w:val="thick" w:sz="24" w:color="1A5A6A"/>
             </w:tcBorders>
@@ -1241,6 +1320,7 @@
             <w:r>
               <w:rPr>
                 <w:rFonts w:ascii="Courier New" w:hAnsi="Courier New"/>
+                <w:i/>
                 <w:color w:val="555555"/>
                 <w:sz w:val="16"/>
               </w:rPr>
@@ -1268,7 +1348,7 @@
         <w:tc>
           <w:tcPr>
             <w:tcW w:type="dxa" w:w="8152"/>
-            <w:shd w:val="clear" w:color="auto" w:fill="F2F2F2"/>
+            <w:shd w:val="clear" w:color="auto" w:fill="EAEAEA"/>
             <w:tcBorders>
               <w:left w:val="thick" w:sz="24" w:color="1A5A6A"/>
             </w:tcBorders>
@@ -1306,6 +1386,7 @@
             <w:r>
               <w:rPr>
                 <w:rFonts w:ascii="Courier New" w:hAnsi="Courier New"/>
+                <w:i/>
                 <w:color w:val="555555"/>
                 <w:sz w:val="16"/>
               </w:rPr>
@@ -1333,7 +1414,7 @@
         <w:tc>
           <w:tcPr>
             <w:tcW w:type="dxa" w:w="8152"/>
-            <w:shd w:val="clear" w:color="auto" w:fill="F2F2F2"/>
+            <w:shd w:val="clear" w:color="auto" w:fill="EAEAEA"/>
             <w:tcBorders>
               <w:left w:val="thick" w:sz="24" w:color="1A5A6A"/>
             </w:tcBorders>
@@ -1421,6 +1502,7 @@
             <w:r>
               <w:rPr>
                 <w:rFonts w:ascii="Courier New" w:hAnsi="Courier New"/>
+                <w:i/>
                 <w:color w:val="555555"/>
                 <w:sz w:val="16"/>
               </w:rPr>
@@ -1448,7 +1530,7 @@
         <w:tc>
           <w:tcPr>
             <w:tcW w:type="dxa" w:w="8152"/>
-            <w:shd w:val="clear" w:color="auto" w:fill="F2F2F2"/>
+            <w:shd w:val="clear" w:color="auto" w:fill="EAEAEA"/>
             <w:tcBorders>
               <w:left w:val="thick" w:sz="24" w:color="1A5A6A"/>
             </w:tcBorders>
@@ -1486,6 +1568,7 @@
             <w:r>
               <w:rPr>
                 <w:rFonts w:ascii="Courier New" w:hAnsi="Courier New"/>
+                <w:i/>
                 <w:color w:val="555555"/>
                 <w:sz w:val="16"/>
               </w:rPr>
@@ -1505,16 +1588,24 @@
         <w:pStyle w:val="Endure-Subhead"/>
         <w:keepNext/>
         <w:spacing w:before="240" w:after="60"/>
+        <w:outlineLvl w:val="1"/>
       </w:pPr>
       <w:r>
+        <w:rPr>
+          <w:sz w:val="24"/>
+        </w:rPr>
         <w:t>6.2 Ajuste de MTU</w:t>
       </w:r>
     </w:p>
     <w:p>
       <w:pPr>
         <w:pStyle w:val="Endure-FirstParagraphBodyText"/>
+        <w:spacing w:before="100" w:after="100"/>
       </w:pPr>
       <w:r>
+        <w:rPr>
+          <w:sz w:val="20"/>
+        </w:rPr>
         <w:t>El MTU (Maximum Transmission Unit) define el tamaño máximo de cada paquete de red. El valor por defecto (1500 bytes para Ethernet) es correcto para la mayoría de redes. Sin embargo, si su red local usa VLANs, PPPoE o VPN, un MTU más pequeño puede mejorar la estabilidad:</w:t>
       </w:r>
     </w:p>
@@ -1531,7 +1622,7 @@
         <w:tc>
           <w:tcPr>
             <w:tcW w:type="dxa" w:w="8152"/>
-            <w:shd w:val="clear" w:color="auto" w:fill="F2F2F2"/>
+            <w:shd w:val="clear" w:color="auto" w:fill="EAEAEA"/>
             <w:tcBorders>
               <w:left w:val="thick" w:sz="24" w:color="1A5A6A"/>
             </w:tcBorders>
@@ -1569,6 +1660,7 @@
             <w:r>
               <w:rPr>
                 <w:rFonts w:ascii="Courier New" w:hAnsi="Courier New"/>
+                <w:i/>
                 <w:color w:val="555555"/>
                 <w:sz w:val="16"/>
               </w:rPr>
@@ -1596,7 +1688,7 @@
         <w:tc>
           <w:tcPr>
             <w:tcW w:type="dxa" w:w="8152"/>
-            <w:shd w:val="clear" w:color="auto" w:fill="F2F2F2"/>
+            <w:shd w:val="clear" w:color="auto" w:fill="EAEAEA"/>
             <w:tcBorders>
               <w:left w:val="thick" w:sz="24" w:color="1A5A6A"/>
             </w:tcBorders>
@@ -1634,6 +1726,7 @@
             <w:r>
               <w:rPr>
                 <w:rFonts w:ascii="Courier New" w:hAnsi="Courier New"/>
+                <w:i/>
                 <w:color w:val="555555"/>
                 <w:sz w:val="16"/>
               </w:rPr>
@@ -1651,8 +1744,12 @@
     <w:p>
       <w:pPr>
         <w:pStyle w:val="Endure-ChapterBodyText"/>
+        <w:spacing w:before="100" w:after="100"/>
       </w:pPr>
       <w:r>
+        <w:rPr>
+          <w:sz w:val="20"/>
+        </w:rPr>
         <w:t>En la mayoría de redes domésticas con router directo a internet (sin PPPoE), 1500 bytes es el valor correcto. Solo cambie el MTU si tiene problemas de conectividad específicos con paquetes grandes:</w:t>
       </w:r>
     </w:p>
@@ -1669,7 +1766,7 @@
         <w:tc>
           <w:tcPr>
             <w:tcW w:type="dxa" w:w="8152"/>
-            <w:shd w:val="clear" w:color="auto" w:fill="F2F2F2"/>
+            <w:shd w:val="clear" w:color="auto" w:fill="EAEAEA"/>
             <w:tcBorders>
               <w:left w:val="thick" w:sz="24" w:color="1A5A6A"/>
             </w:tcBorders>
@@ -1761,26 +1858,37 @@
         <w:pStyle w:val="Endure-Subhead"/>
         <w:keepNext/>
         <w:spacing w:before="240" w:after="60"/>
+        <w:outlineLvl w:val="1"/>
       </w:pPr>
       <w:r>
+        <w:rPr>
+          <w:sz w:val="24"/>
+        </w:rPr>
         <w:t>6.3 Optimización de APT para Descargas Paralelas</w:t>
       </w:r>
     </w:p>
     <w:p>
       <w:pPr>
         <w:pStyle w:val="Endure-FirstParagraphBodyText"/>
+        <w:spacing w:before="100" w:after="100"/>
       </w:pPr>
       <w:r>
+        <w:rPr>
+          <w:sz w:val="20"/>
+        </w:rPr>
         <w:t xml:space="preserve">Cada vez que instala paquetes con </w:t>
       </w:r>
       <w:r>
         <w:rPr>
           <w:rFonts w:ascii="Courier New" w:hAnsi="Courier New"/>
-          <w:sz w:val="17"/>
+          <w:sz w:val="16"/>
         </w:rPr>
         <w:t>apt</w:t>
       </w:r>
       <w:r>
+        <w:rPr>
+          <w:sz w:val="20"/>
+        </w:rPr>
         <w:t>, Ubuntu descarga múltiples archivos de forma secuencial por defecto. Esta configuración habilita descargas paralelas y retry automático:</w:t>
       </w:r>
     </w:p>
@@ -1797,7 +1905,7 @@
         <w:tc>
           <w:tcPr>
             <w:tcW w:type="dxa" w:w="8152"/>
-            <w:shd w:val="clear" w:color="auto" w:fill="F2F2F2"/>
+            <w:shd w:val="clear" w:color="auto" w:fill="EAEAEA"/>
             <w:tcBorders>
               <w:left w:val="thick" w:sz="24" w:color="1A5A6A"/>
             </w:tcBorders>
@@ -1868,6 +1976,7 @@
             <w:r>
               <w:rPr>
                 <w:rFonts w:ascii="Courier New" w:hAnsi="Courier New"/>
+                <w:i/>
                 <w:color w:val="555555"/>
                 <w:sz w:val="16"/>
               </w:rPr>
@@ -1916,6 +2025,7 @@
             <w:r>
               <w:rPr>
                 <w:rFonts w:ascii="Courier New" w:hAnsi="Courier New"/>
+                <w:i/>
                 <w:color w:val="555555"/>
                 <w:sz w:val="16"/>
               </w:rPr>
@@ -1932,6 +2042,7 @@
             <w:r>
               <w:rPr>
                 <w:rFonts w:ascii="Courier New" w:hAnsi="Courier New"/>
+                <w:i/>
                 <w:color w:val="555555"/>
                 <w:sz w:val="16"/>
               </w:rPr>
@@ -1980,6 +2091,7 @@
             <w:r>
               <w:rPr>
                 <w:rFonts w:ascii="Courier New" w:hAnsi="Courier New"/>
+                <w:i/>
                 <w:color w:val="555555"/>
                 <w:sz w:val="16"/>
               </w:rPr>
@@ -2028,6 +2140,7 @@
             <w:r>
               <w:rPr>
                 <w:rFonts w:ascii="Courier New" w:hAnsi="Courier New"/>
+                <w:i/>
                 <w:color w:val="555555"/>
                 <w:sz w:val="16"/>
               </w:rPr>
@@ -2076,6 +2189,7 @@
             <w:r>
               <w:rPr>
                 <w:rFonts w:ascii="Courier New" w:hAnsi="Courier New"/>
+                <w:i/>
                 <w:color w:val="555555"/>
                 <w:sz w:val="16"/>
               </w:rPr>
@@ -2092,6 +2206,7 @@
             <w:r>
               <w:rPr>
                 <w:rFonts w:ascii="Courier New" w:hAnsi="Courier New"/>
+                <w:i/>
                 <w:color w:val="555555"/>
                 <w:sz w:val="16"/>
               </w:rPr>
@@ -2150,7 +2265,7 @@
         <w:tc>
           <w:tcPr>
             <w:tcW w:type="dxa" w:w="8152"/>
-            <w:shd w:val="clear" w:color="auto" w:fill="F2F2F2"/>
+            <w:shd w:val="clear" w:color="auto" w:fill="EAEAEA"/>
             <w:tcBorders>
               <w:left w:val="thick" w:sz="24" w:color="1A5A6A"/>
             </w:tcBorders>
@@ -2207,23 +2322,31 @@
         <w:pStyle w:val="Endure-Subhead"/>
         <w:keepNext/>
         <w:spacing w:before="240" w:after="60"/>
+        <w:outlineLvl w:val="1"/>
       </w:pPr>
       <w:r>
+        <w:rPr>
+          <w:sz w:val="24"/>
+        </w:rPr>
         <w:t>6.4 aria2 — Descargas Multi-Hilo para Modelos Grandes</w:t>
       </w:r>
     </w:p>
     <w:p>
       <w:pPr>
         <w:pStyle w:val="Endure-FirstParagraphBodyText"/>
+        <w:spacing w:before="100" w:after="100"/>
       </w:pPr>
       <w:r>
         <w:rPr>
           <w:rFonts w:ascii="Courier New" w:hAnsi="Courier New"/>
-          <w:sz w:val="17"/>
+          <w:sz w:val="16"/>
         </w:rPr>
         <w:t>aria2</w:t>
       </w:r>
       <w:r>
+        <w:rPr>
+          <w:sz w:val="20"/>
+        </w:rPr>
         <w:t xml:space="preserve"> es un gestor de descargas que abre múltiples conexiones simultáneas al mismo servidor, multiplicando la velocidad de descarga efectiva. Es especialmente útil para descargar modelos de HuggingFace o NVIDIA NGC.</w:t>
       </w:r>
     </w:p>
@@ -2232,10 +2355,11 @@
         <w:pStyle w:val="Endure-Subhead"/>
         <w:keepNext/>
         <w:spacing w:before="160" w:after="60"/>
+        <w:outlineLvl w:val="2"/>
       </w:pPr>
       <w:r>
         <w:rPr>
-          <w:sz w:val="18"/>
+          <w:sz w:val="22"/>
         </w:rPr>
         <w:t>6.4.1 Instalar y Configurar aria2</w:t>
       </w:r>
@@ -2253,7 +2377,7 @@
         <w:tc>
           <w:tcPr>
             <w:tcW w:type="dxa" w:w="8152"/>
-            <w:shd w:val="clear" w:color="auto" w:fill="F2F2F2"/>
+            <w:shd w:val="clear" w:color="auto" w:fill="EAEAEA"/>
             <w:tcBorders>
               <w:left w:val="thick" w:sz="24" w:color="1A5A6A"/>
             </w:tcBorders>
@@ -2307,6 +2431,7 @@
             <w:r>
               <w:rPr>
                 <w:rFonts w:ascii="Courier New" w:hAnsi="Courier New"/>
+                <w:i/>
                 <w:color w:val="555555"/>
                 <w:sz w:val="16"/>
               </w:rPr>
@@ -2351,7 +2476,7 @@
         <w:tc>
           <w:tcPr>
             <w:tcW w:type="dxa" w:w="8152"/>
-            <w:shd w:val="clear" w:color="auto" w:fill="F2F2F2"/>
+            <w:shd w:val="clear" w:color="auto" w:fill="EAEAEA"/>
             <w:tcBorders>
               <w:left w:val="thick" w:sz="24" w:color="1A5A6A"/>
             </w:tcBorders>
@@ -2453,6 +2578,7 @@
             <w:r>
               <w:rPr>
                 <w:rFonts w:ascii="Courier New" w:hAnsi="Courier New"/>
+                <w:i/>
                 <w:color w:val="555555"/>
                 <w:sz w:val="16"/>
               </w:rPr>
@@ -2517,6 +2643,7 @@
             <w:r>
               <w:rPr>
                 <w:rFonts w:ascii="Courier New" w:hAnsi="Courier New"/>
+                <w:i/>
                 <w:color w:val="555555"/>
                 <w:sz w:val="16"/>
               </w:rPr>
@@ -2533,6 +2660,7 @@
             <w:r>
               <w:rPr>
                 <w:rFonts w:ascii="Courier New" w:hAnsi="Courier New"/>
+                <w:i/>
                 <w:color w:val="555555"/>
                 <w:sz w:val="16"/>
               </w:rPr>
@@ -2581,6 +2709,7 @@
             <w:r>
               <w:rPr>
                 <w:rFonts w:ascii="Courier New" w:hAnsi="Courier New"/>
+                <w:i/>
                 <w:color w:val="555555"/>
                 <w:sz w:val="16"/>
               </w:rPr>
@@ -2597,6 +2726,7 @@
             <w:r>
               <w:rPr>
                 <w:rFonts w:ascii="Courier New" w:hAnsi="Courier New"/>
+                <w:i/>
                 <w:color w:val="555555"/>
                 <w:sz w:val="16"/>
               </w:rPr>
@@ -2645,6 +2775,7 @@
             <w:r>
               <w:rPr>
                 <w:rFonts w:ascii="Courier New" w:hAnsi="Courier New"/>
+                <w:i/>
                 <w:color w:val="555555"/>
                 <w:sz w:val="16"/>
               </w:rPr>
@@ -2661,6 +2792,7 @@
             <w:r>
               <w:rPr>
                 <w:rFonts w:ascii="Courier New" w:hAnsi="Courier New"/>
+                <w:i/>
                 <w:color w:val="555555"/>
                 <w:sz w:val="16"/>
               </w:rPr>
@@ -2725,6 +2857,7 @@
             <w:r>
               <w:rPr>
                 <w:rFonts w:ascii="Courier New" w:hAnsi="Courier New"/>
+                <w:i/>
                 <w:color w:val="555555"/>
                 <w:sz w:val="16"/>
               </w:rPr>
@@ -2775,10 +2908,11 @@
         <w:pStyle w:val="Endure-Subhead"/>
         <w:keepNext/>
         <w:spacing w:before="160" w:after="60"/>
+        <w:outlineLvl w:val="2"/>
       </w:pPr>
       <w:r>
         <w:rPr>
-          <w:sz w:val="18"/>
+          <w:sz w:val="22"/>
         </w:rPr>
         <w:t>6.4.2 Aliases para Descargas de Modelos</w:t>
       </w:r>
@@ -2796,7 +2930,7 @@
         <w:tc>
           <w:tcPr>
             <w:tcW w:type="dxa" w:w="8152"/>
-            <w:shd w:val="clear" w:color="auto" w:fill="F2F2F2"/>
+            <w:shd w:val="clear" w:color="auto" w:fill="EAEAEA"/>
             <w:tcBorders>
               <w:left w:val="thick" w:sz="24" w:color="1A5A6A"/>
             </w:tcBorders>
@@ -2916,6 +3050,7 @@
             <w:r>
               <w:rPr>
                 <w:rFonts w:ascii="Courier New" w:hAnsi="Courier New"/>
+                <w:i/>
                 <w:color w:val="555555"/>
                 <w:sz w:val="16"/>
               </w:rPr>
@@ -2932,6 +3067,7 @@
             <w:r>
               <w:rPr>
                 <w:rFonts w:ascii="Courier New" w:hAnsi="Courier New"/>
+                <w:i/>
                 <w:color w:val="555555"/>
                 <w:sz w:val="16"/>
               </w:rPr>
@@ -2997,6 +3133,7 @@
             <w:r>
               <w:rPr>
                 <w:rFonts w:ascii="Courier New" w:hAnsi="Courier New"/>
+                <w:i/>
                 <w:color w:val="555555"/>
                 <w:sz w:val="16"/>
               </w:rPr>
@@ -3045,6 +3182,7 @@
             <w:r>
               <w:rPr>
                 <w:rFonts w:ascii="Courier New" w:hAnsi="Courier New"/>
+                <w:i/>
                 <w:color w:val="555555"/>
                 <w:sz w:val="16"/>
               </w:rPr>
@@ -3061,6 +3199,7 @@
             <w:r>
               <w:rPr>
                 <w:rFonts w:ascii="Courier New" w:hAnsi="Courier New"/>
+                <w:i/>
                 <w:color w:val="555555"/>
                 <w:sz w:val="16"/>
               </w:rPr>
@@ -3111,10 +3250,11 @@
         <w:pStyle w:val="Endure-Subhead"/>
         <w:keepNext/>
         <w:spacing w:before="160" w:after="60"/>
+        <w:outlineLvl w:val="2"/>
       </w:pPr>
       <w:r>
         <w:rPr>
-          <w:sz w:val="18"/>
+          <w:sz w:val="22"/>
         </w:rPr>
         <w:t>6.4.3 Ejemplo de Descarga Directa de Archivo GGUF</w:t>
       </w:r>
@@ -3132,7 +3272,7 @@
         <w:tc>
           <w:tcPr>
             <w:tcW w:type="dxa" w:w="8152"/>
-            <w:shd w:val="clear" w:color="auto" w:fill="F2F2F2"/>
+            <w:shd w:val="clear" w:color="auto" w:fill="EAEAEA"/>
             <w:tcBorders>
               <w:left w:val="thick" w:sz="24" w:color="1A5A6A"/>
             </w:tcBorders>
@@ -3235,6 +3375,7 @@
             <w:r>
               <w:rPr>
                 <w:rFonts w:ascii="Courier New" w:hAnsi="Courier New"/>
+                <w:i/>
                 <w:color w:val="555555"/>
                 <w:sz w:val="16"/>
               </w:rPr>
@@ -3251,6 +3392,7 @@
             <w:r>
               <w:rPr>
                 <w:rFonts w:ascii="Courier New" w:hAnsi="Courier New"/>
+                <w:i/>
                 <w:color w:val="555555"/>
                 <w:sz w:val="16"/>
               </w:rPr>
@@ -3267,6 +3409,7 @@
             <w:r>
               <w:rPr>
                 <w:rFonts w:ascii="Courier New" w:hAnsi="Courier New"/>
+                <w:i/>
                 <w:color w:val="555555"/>
                 <w:sz w:val="16"/>
               </w:rPr>
@@ -3283,6 +3426,7 @@
             <w:r>
               <w:rPr>
                 <w:rFonts w:ascii="Courier New" w:hAnsi="Courier New"/>
+                <w:i/>
                 <w:color w:val="555555"/>
                 <w:sz w:val="16"/>
               </w:rPr>
@@ -3299,6 +3443,7 @@
             <w:r>
               <w:rPr>
                 <w:rFonts w:ascii="Courier New" w:hAnsi="Courier New"/>
+                <w:i/>
                 <w:color w:val="555555"/>
                 <w:sz w:val="16"/>
               </w:rPr>
@@ -3326,7 +3471,7 @@
         <w:tc>
           <w:tcPr>
             <w:tcW w:type="dxa" w:w="8152"/>
-            <w:shd w:val="clear" w:color="auto" w:fill="F2F2F2"/>
+            <w:shd w:val="clear" w:color="auto" w:fill="EAEAEA"/>
             <w:tcBorders>
               <w:left w:val="thick" w:sz="24" w:color="1A5A6A"/>
             </w:tcBorders>
@@ -3364,6 +3509,7 @@
             <w:r>
               <w:rPr>
                 <w:rFonts w:ascii="Courier New" w:hAnsi="Courier New"/>
+                <w:i/>
                 <w:color w:val="555555"/>
                 <w:sz w:val="16"/>
               </w:rPr>
@@ -3391,7 +3537,7 @@
         <w:tc>
           <w:tcPr>
             <w:tcW w:type="dxa" w:w="8152"/>
-            <w:shd w:val="clear" w:color="auto" w:fill="F2F2F2"/>
+            <w:shd w:val="clear" w:color="auto" w:fill="EAEAEA"/>
             <w:tcBorders>
               <w:left w:val="thick" w:sz="24" w:color="1A5A6A"/>
             </w:tcBorders>
@@ -3465,10 +3611,11 @@
         <w:pStyle w:val="Endure-Subhead"/>
         <w:keepNext/>
         <w:spacing w:before="160" w:after="60"/>
+        <w:outlineLvl w:val="2"/>
       </w:pPr>
       <w:r>
         <w:rPr>
-          <w:sz w:val="18"/>
+          <w:sz w:val="22"/>
         </w:rPr>
         <w:t>6.4.4 Script dl-model.sh — Descargas con Autenticacion HuggingFace</w:t>
       </w:r>
@@ -3476,8 +3623,12 @@
     <w:p>
       <w:pPr>
         <w:pStyle w:val="Endure-FirstParagraphBodyText"/>
+        <w:spacing w:before="100" w:after="100"/>
       </w:pPr>
       <w:r>
+        <w:rPr>
+          <w:sz w:val="20"/>
+        </w:rPr>
         <w:t>Los modelos "gated" (como Gemma 4 E4B, Llama 3, Mistral) requieren un token de HuggingFace. Este script gestiona la autenticacion automaticamente.</w:t>
       </w:r>
     </w:p>
@@ -3527,7 +3678,7 @@
             <w:r>
               <w:rPr>
                 <w:rFonts w:ascii="Courier New" w:hAnsi="Courier New"/>
-                <w:sz w:val="17"/>
+                <w:sz w:val="16"/>
               </w:rPr>
               <w:t>HF_TOKEN</w:t>
             </w:r>
@@ -3537,7 +3688,7 @@
             <w:r>
               <w:rPr>
                 <w:rFonts w:ascii="Courier New" w:hAnsi="Courier New"/>
-                <w:sz w:val="17"/>
+                <w:sz w:val="16"/>
               </w:rPr>
               <w:t>~/.bash_aliases</w:t>
             </w:r>
@@ -3547,7 +3698,7 @@
             <w:r>
               <w:rPr>
                 <w:rFonts w:ascii="Courier New" w:hAnsi="Courier New"/>
-                <w:sz w:val="17"/>
+                <w:sz w:val="16"/>
               </w:rPr>
               <w:t>`</w:t>
             </w:r>
@@ -3557,7 +3708,7 @@
             <w:r>
               <w:rPr>
                 <w:rFonts w:ascii="Courier New" w:hAnsi="Courier New"/>
-                <w:sz w:val="17"/>
+                <w:sz w:val="16"/>
               </w:rPr>
               <w:t>`</w:t>
             </w:r>
@@ -3567,7 +3718,7 @@
             <w:r>
               <w:rPr>
                 <w:rFonts w:ascii="Courier New" w:hAnsi="Courier New"/>
-                <w:sz w:val="17"/>
+                <w:sz w:val="16"/>
               </w:rPr>
               <w:t>huggingface-hub</w:t>
             </w:r>
@@ -3596,7 +3747,7 @@
         <w:tc>
           <w:tcPr>
             <w:tcW w:type="dxa" w:w="8152"/>
-            <w:shd w:val="clear" w:color="auto" w:fill="F2F2F2"/>
+            <w:shd w:val="clear" w:color="auto" w:fill="EAEAEA"/>
             <w:tcBorders>
               <w:left w:val="thick" w:sz="24" w:color="1A5A6A"/>
             </w:tcBorders>
@@ -3743,7 +3894,7 @@
         <w:tc>
           <w:tcPr>
             <w:tcW w:type="dxa" w:w="8152"/>
-            <w:shd w:val="clear" w:color="auto" w:fill="F2F2F2"/>
+            <w:shd w:val="clear" w:color="auto" w:fill="EAEAEA"/>
             <w:tcBorders>
               <w:left w:val="thick" w:sz="24" w:color="1A5A6A"/>
             </w:tcBorders>
@@ -3813,6 +3964,7 @@
             <w:r>
               <w:rPr>
                 <w:rFonts w:ascii="Courier New" w:hAnsi="Courier New"/>
+                <w:i/>
                 <w:color w:val="555555"/>
                 <w:sz w:val="16"/>
               </w:rPr>
@@ -3857,7 +4009,7 @@
         <w:tc>
           <w:tcPr>
             <w:tcW w:type="dxa" w:w="8152"/>
-            <w:shd w:val="clear" w:color="auto" w:fill="F2F2F2"/>
+            <w:shd w:val="clear" w:color="auto" w:fill="EAEAEA"/>
             <w:tcBorders>
               <w:left w:val="thick" w:sz="24" w:color="1A5A6A"/>
             </w:tcBorders>
@@ -4064,6 +4216,7 @@
             <w:r>
               <w:rPr>
                 <w:rFonts w:ascii="Courier New" w:hAnsi="Courier New"/>
+                <w:i/>
                 <w:color w:val="555555"/>
                 <w:sz w:val="16"/>
               </w:rPr>
@@ -4095,7 +4248,7 @@
             <w:r>
               <w:rPr>
                 <w:rFonts w:ascii="Courier New" w:hAnsi="Courier New"/>
-                <w:color w:val="555555"/>
+                <w:color w:val="1A1A1A"/>
                 <w:sz w:val="16"/>
               </w:rPr>
               <w:t>URL="${1:-}"</w:t>
@@ -4111,7 +4264,7 @@
             <w:r>
               <w:rPr>
                 <w:rFonts w:ascii="Courier New" w:hAnsi="Courier New"/>
-                <w:color w:val="555555"/>
+                <w:color w:val="1A1A1A"/>
                 <w:sz w:val="16"/>
               </w:rPr>
               <w:t>ARCHIVO="${2:-}"</w:t>
@@ -4127,7 +4280,7 @@
             <w:r>
               <w:rPr>
                 <w:rFonts w:ascii="Courier New" w:hAnsi="Courier New"/>
-                <w:color w:val="555555"/>
+                <w:color w:val="1A1A1A"/>
                 <w:sz w:val="16"/>
               </w:rPr>
               <w:t>DESTINO="${3:-${DESTINO:-$HOME/data/models/gguf}}"</w:t>
@@ -4174,7 +4327,7 @@
             <w:r>
               <w:rPr>
                 <w:rFonts w:ascii="Courier New" w:hAnsi="Courier New"/>
-                <w:color w:val="555555"/>
+                <w:color w:val="1A1A1A"/>
                 <w:sz w:val="16"/>
               </w:rPr>
               <w:t>LOG_FILE="$DESTINO/downloads.log"</w:t>
@@ -4190,6 +4343,7 @@
             <w:r>
               <w:rPr>
                 <w:rFonts w:ascii="Courier New" w:hAnsi="Courier New"/>
+                <w:i/>
                 <w:color w:val="555555"/>
                 <w:sz w:val="16"/>
               </w:rPr>
@@ -4221,6 +4375,7 @@
             <w:r>
               <w:rPr>
                 <w:rFonts w:ascii="Courier New" w:hAnsi="Courier New"/>
+                <w:i/>
                 <w:color w:val="555555"/>
                 <w:sz w:val="16"/>
               </w:rPr>
@@ -4333,6 +4488,7 @@
             <w:r>
               <w:rPr>
                 <w:rFonts w:ascii="Courier New" w:hAnsi="Courier New"/>
+                <w:i/>
                 <w:color w:val="555555"/>
                 <w:sz w:val="16"/>
               </w:rPr>
@@ -4349,6 +4505,7 @@
             <w:r>
               <w:rPr>
                 <w:rFonts w:ascii="Courier New" w:hAnsi="Courier New"/>
+                <w:i/>
                 <w:color w:val="555555"/>
                 <w:sz w:val="16"/>
               </w:rPr>
@@ -4380,6 +4537,7 @@
             <w:r>
               <w:rPr>
                 <w:rFonts w:ascii="Courier New" w:hAnsi="Courier New"/>
+                <w:i/>
                 <w:color w:val="555555"/>
                 <w:sz w:val="16"/>
               </w:rPr>
@@ -4428,6 +4586,7 @@
             <w:r>
               <w:rPr>
                 <w:rFonts w:ascii="Courier New" w:hAnsi="Courier New"/>
+                <w:i/>
                 <w:color w:val="555555"/>
                 <w:sz w:val="16"/>
               </w:rPr>
@@ -4444,7 +4603,7 @@
             <w:r>
               <w:rPr>
                 <w:rFonts w:ascii="Courier New" w:hAnsi="Courier New"/>
-                <w:color w:val="555555"/>
+                <w:color w:val="1A1A1A"/>
                 <w:sz w:val="16"/>
               </w:rPr>
               <w:t xml:space="preserve">    REPO="${URL#hf:}"</w:t>
@@ -4460,6 +4619,7 @@
             <w:r>
               <w:rPr>
                 <w:rFonts w:ascii="Courier New" w:hAnsi="Courier New"/>
+                <w:i/>
                 <w:color w:val="555555"/>
                 <w:sz w:val="16"/>
               </w:rPr>
@@ -4492,7 +4652,7 @@
             <w:r>
               <w:rPr>
                 <w:rFonts w:ascii="Courier New" w:hAnsi="Courier New"/>
-                <w:color w:val="555555"/>
+                <w:color w:val="1A1A1A"/>
                 <w:sz w:val="16"/>
               </w:rPr>
               <w:t xml:space="preserve">    HF_ARGS=(--local-dir-use-symlinks false)</w:t>
@@ -4508,6 +4668,7 @@
             <w:r>
               <w:rPr>
                 <w:rFonts w:ascii="Courier New" w:hAnsi="Courier New"/>
+                <w:i/>
                 <w:color w:val="555555"/>
                 <w:sz w:val="16"/>
               </w:rPr>
@@ -4524,6 +4685,7 @@
             <w:r>
               <w:rPr>
                 <w:rFonts w:ascii="Courier New" w:hAnsi="Courier New"/>
+                <w:i/>
                 <w:color w:val="555555"/>
                 <w:sz w:val="16"/>
               </w:rPr>
@@ -4540,6 +4702,7 @@
             <w:r>
               <w:rPr>
                 <w:rFonts w:ascii="Courier New" w:hAnsi="Courier New"/>
+                <w:i/>
                 <w:color w:val="555555"/>
                 <w:sz w:val="16"/>
               </w:rPr>
@@ -4556,6 +4719,7 @@
             <w:r>
               <w:rPr>
                 <w:rFonts w:ascii="Courier New" w:hAnsi="Courier New"/>
+                <w:i/>
                 <w:color w:val="555555"/>
                 <w:sz w:val="16"/>
               </w:rPr>
@@ -4572,6 +4736,7 @@
             <w:r>
               <w:rPr>
                 <w:rFonts w:ascii="Courier New" w:hAnsi="Courier New"/>
+                <w:i/>
                 <w:color w:val="555555"/>
                 <w:sz w:val="16"/>
               </w:rPr>
@@ -4588,6 +4753,7 @@
             <w:r>
               <w:rPr>
                 <w:rFonts w:ascii="Courier New" w:hAnsi="Courier New"/>
+                <w:i/>
                 <w:color w:val="555555"/>
                 <w:sz w:val="16"/>
               </w:rPr>
@@ -4604,7 +4770,7 @@
             <w:r>
               <w:rPr>
                 <w:rFonts w:ascii="Courier New" w:hAnsi="Courier New"/>
-                <w:color w:val="555555"/>
+                <w:color w:val="1A1A1A"/>
                 <w:sz w:val="16"/>
               </w:rPr>
               <w:t xml:space="preserve">        NOMBRE_REPO=$(echo "$REPO" | tr '/' '_')</w:t>
@@ -4620,6 +4786,7 @@
             <w:r>
               <w:rPr>
                 <w:rFonts w:ascii="Courier New" w:hAnsi="Courier New"/>
+                <w:i/>
                 <w:color w:val="555555"/>
                 <w:sz w:val="16"/>
               </w:rPr>
@@ -4636,6 +4803,7 @@
             <w:r>
               <w:rPr>
                 <w:rFonts w:ascii="Courier New" w:hAnsi="Courier New"/>
+                <w:i/>
                 <w:color w:val="555555"/>
                 <w:sz w:val="16"/>
               </w:rPr>
@@ -4652,6 +4820,7 @@
             <w:r>
               <w:rPr>
                 <w:rFonts w:ascii="Courier New" w:hAnsi="Courier New"/>
+                <w:i/>
                 <w:color w:val="555555"/>
                 <w:sz w:val="16"/>
               </w:rPr>
@@ -4668,6 +4837,7 @@
             <w:r>
               <w:rPr>
                 <w:rFonts w:ascii="Courier New" w:hAnsi="Courier New"/>
+                <w:i/>
                 <w:color w:val="555555"/>
                 <w:sz w:val="16"/>
               </w:rPr>
@@ -4700,6 +4870,7 @@
             <w:r>
               <w:rPr>
                 <w:rFonts w:ascii="Courier New" w:hAnsi="Courier New"/>
+                <w:i/>
                 <w:color w:val="555555"/>
                 <w:sz w:val="16"/>
               </w:rPr>
@@ -4716,6 +4887,7 @@
             <w:r>
               <w:rPr>
                 <w:rFonts w:ascii="Courier New" w:hAnsi="Courier New"/>
+                <w:i/>
                 <w:color w:val="555555"/>
                 <w:sz w:val="16"/>
               </w:rPr>
@@ -4764,6 +4936,7 @@
             <w:r>
               <w:rPr>
                 <w:rFonts w:ascii="Courier New" w:hAnsi="Courier New"/>
+                <w:i/>
                 <w:color w:val="555555"/>
                 <w:sz w:val="16"/>
               </w:rPr>
@@ -4780,7 +4953,7 @@
             <w:r>
               <w:rPr>
                 <w:rFonts w:ascii="Courier New" w:hAnsi="Courier New"/>
-                <w:color w:val="555555"/>
+                <w:color w:val="1A1A1A"/>
                 <w:sz w:val="16"/>
               </w:rPr>
               <w:t>ARIA_ARGS=(</w:t>
@@ -4796,6 +4969,7 @@
             <w:r>
               <w:rPr>
                 <w:rFonts w:ascii="Courier New" w:hAnsi="Courier New"/>
+                <w:i/>
                 <w:color w:val="555555"/>
                 <w:sz w:val="16"/>
               </w:rPr>
@@ -4812,6 +4986,7 @@
             <w:r>
               <w:rPr>
                 <w:rFonts w:ascii="Courier New" w:hAnsi="Courier New"/>
+                <w:i/>
                 <w:color w:val="555555"/>
                 <w:sz w:val="16"/>
               </w:rPr>
@@ -4828,6 +5003,7 @@
             <w:r>
               <w:rPr>
                 <w:rFonts w:ascii="Courier New" w:hAnsi="Courier New"/>
+                <w:i/>
                 <w:color w:val="555555"/>
                 <w:sz w:val="16"/>
               </w:rPr>
@@ -4844,6 +5020,7 @@
             <w:r>
               <w:rPr>
                 <w:rFonts w:ascii="Courier New" w:hAnsi="Courier New"/>
+                <w:i/>
                 <w:color w:val="555555"/>
                 <w:sz w:val="16"/>
               </w:rPr>
@@ -4860,6 +5037,7 @@
             <w:r>
               <w:rPr>
                 <w:rFonts w:ascii="Courier New" w:hAnsi="Courier New"/>
+                <w:i/>
                 <w:color w:val="555555"/>
                 <w:sz w:val="16"/>
               </w:rPr>
@@ -4876,6 +5054,7 @@
             <w:r>
               <w:rPr>
                 <w:rFonts w:ascii="Courier New" w:hAnsi="Courier New"/>
+                <w:i/>
                 <w:color w:val="555555"/>
                 <w:sz w:val="16"/>
               </w:rPr>
@@ -4892,6 +5071,7 @@
             <w:r>
               <w:rPr>
                 <w:rFonts w:ascii="Courier New" w:hAnsi="Courier New"/>
+                <w:i/>
                 <w:color w:val="555555"/>
                 <w:sz w:val="16"/>
               </w:rPr>
@@ -4940,6 +5120,7 @@
             <w:r>
               <w:rPr>
                 <w:rFonts w:ascii="Courier New" w:hAnsi="Courier New"/>
+                <w:i/>
                 <w:color w:val="555555"/>
                 <w:sz w:val="16"/>
               </w:rPr>
@@ -4956,6 +5137,7 @@
             <w:r>
               <w:rPr>
                 <w:rFonts w:ascii="Courier New" w:hAnsi="Courier New"/>
+                <w:i/>
                 <w:color w:val="555555"/>
                 <w:sz w:val="16"/>
               </w:rPr>
@@ -4972,6 +5154,7 @@
             <w:r>
               <w:rPr>
                 <w:rFonts w:ascii="Courier New" w:hAnsi="Courier New"/>
+                <w:i/>
                 <w:color w:val="555555"/>
                 <w:sz w:val="16"/>
               </w:rPr>
@@ -4988,6 +5171,7 @@
             <w:r>
               <w:rPr>
                 <w:rFonts w:ascii="Courier New" w:hAnsi="Courier New"/>
+                <w:i/>
                 <w:color w:val="555555"/>
                 <w:sz w:val="16"/>
               </w:rPr>
@@ -5019,6 +5203,7 @@
             <w:r>
               <w:rPr>
                 <w:rFonts w:ascii="Courier New" w:hAnsi="Courier New"/>
+                <w:i/>
                 <w:color w:val="555555"/>
                 <w:sz w:val="16"/>
               </w:rPr>
@@ -5035,6 +5220,7 @@
             <w:r>
               <w:rPr>
                 <w:rFonts w:ascii="Courier New" w:hAnsi="Courier New"/>
+                <w:i/>
                 <w:color w:val="555555"/>
                 <w:sz w:val="16"/>
               </w:rPr>
@@ -5067,6 +5253,7 @@
             <w:r>
               <w:rPr>
                 <w:rFonts w:ascii="Courier New" w:hAnsi="Courier New"/>
+                <w:i/>
                 <w:color w:val="555555"/>
                 <w:sz w:val="16"/>
               </w:rPr>
@@ -5141,7 +5328,7 @@
         <w:tc>
           <w:tcPr>
             <w:tcW w:type="dxa" w:w="8152"/>
-            <w:shd w:val="clear" w:color="auto" w:fill="F2F2F2"/>
+            <w:shd w:val="clear" w:color="auto" w:fill="EAEAEA"/>
             <w:tcBorders>
               <w:left w:val="thick" w:sz="24" w:color="1A5A6A"/>
             </w:tcBorders>
@@ -5195,6 +5382,7 @@
             <w:r>
               <w:rPr>
                 <w:rFonts w:ascii="Courier New" w:hAnsi="Courier New"/>
+                <w:i/>
                 <w:color w:val="555555"/>
                 <w:sz w:val="16"/>
               </w:rPr>
@@ -5211,6 +5399,7 @@
             <w:r>
               <w:rPr>
                 <w:rFonts w:ascii="Courier New" w:hAnsi="Courier New"/>
+                <w:i/>
                 <w:color w:val="555555"/>
                 <w:sz w:val="16"/>
               </w:rPr>
@@ -5227,6 +5416,7 @@
             <w:r>
               <w:rPr>
                 <w:rFonts w:ascii="Courier New" w:hAnsi="Courier New"/>
+                <w:i/>
                 <w:color w:val="555555"/>
                 <w:sz w:val="16"/>
               </w:rPr>
@@ -5291,6 +5481,7 @@
             <w:r>
               <w:rPr>
                 <w:rFonts w:ascii="Courier New" w:hAnsi="Courier New"/>
+                <w:i/>
                 <w:color w:val="555555"/>
                 <w:sz w:val="16"/>
               </w:rPr>
@@ -5318,7 +5509,7 @@
         <w:tc>
           <w:tcPr>
             <w:tcW w:type="dxa" w:w="8152"/>
-            <w:shd w:val="clear" w:color="auto" w:fill="F2F2F2"/>
+            <w:shd w:val="clear" w:color="auto" w:fill="EAEAEA"/>
             <w:tcBorders>
               <w:left w:val="thick" w:sz="24" w:color="1A5A6A"/>
             </w:tcBorders>
@@ -5434,7 +5625,7 @@
             <w:r>
               <w:rPr>
                 <w:rFonts w:ascii="Courier New" w:hAnsi="Courier New"/>
-                <w:sz w:val="17"/>
+                <w:sz w:val="16"/>
               </w:rPr>
               <w:t>aria2</w:t>
             </w:r>
@@ -5444,7 +5635,7 @@
             <w:r>
               <w:rPr>
                 <w:rFonts w:ascii="Courier New" w:hAnsi="Courier New"/>
-                <w:sz w:val="17"/>
+                <w:sz w:val="16"/>
               </w:rPr>
               <w:t>--continue=true</w:t>
             </w:r>
@@ -5454,7 +5645,7 @@
             <w:r>
               <w:rPr>
                 <w:rFonts w:ascii="Courier New" w:hAnsi="Courier New"/>
-                <w:sz w:val="17"/>
+                <w:sz w:val="16"/>
               </w:rPr>
               <w:t>dl-status</w:t>
             </w:r>
@@ -5475,10 +5666,11 @@
         <w:pStyle w:val="Endure-Subhead"/>
         <w:keepNext/>
         <w:spacing w:before="160" w:after="60"/>
+        <w:outlineLvl w:val="2"/>
       </w:pPr>
       <w:r>
         <w:rPr>
-          <w:sz w:val="18"/>
+          <w:sz w:val="22"/>
         </w:rPr>
         <w:t>6.4.5 aria2 para Descargas Generales</w:t>
       </w:r>
@@ -5486,15 +5678,19 @@
     <w:p>
       <w:pPr>
         <w:pStyle w:val="Endure-FirstParagraphBodyText"/>
+        <w:spacing w:before="100" w:after="100"/>
       </w:pPr>
       <w:r>
         <w:rPr>
           <w:rFonts w:ascii="Courier New" w:hAnsi="Courier New"/>
-          <w:sz w:val="17"/>
+          <w:sz w:val="16"/>
         </w:rPr>
         <w:t>aria2</w:t>
       </w:r>
       <w:r>
+        <w:rPr>
+          <w:sz w:val="20"/>
+        </w:rPr>
         <w:t xml:space="preserve"> no es solo para modelos de IA — es un gestor de descargas de propósito general. Con múltiples conexiones simultáneas acelera cualquier descarga grande: imágenes ISO de Linux, datasets, videos, firmware, etc.</w:t>
       </w:r>
     </w:p>
@@ -5511,7 +5707,7 @@
         <w:tc>
           <w:tcPr>
             <w:tcW w:type="dxa" w:w="8152"/>
-            <w:shd w:val="clear" w:color="auto" w:fill="F2F2F2"/>
+            <w:shd w:val="clear" w:color="auto" w:fill="EAEAEA"/>
             <w:tcBorders>
               <w:left w:val="thick" w:sz="24" w:color="1A5A6A"/>
             </w:tcBorders>
@@ -5631,6 +5827,7 @@
             <w:r>
               <w:rPr>
                 <w:rFonts w:ascii="Courier New" w:hAnsi="Courier New"/>
+                <w:i/>
                 <w:color w:val="555555"/>
                 <w:sz w:val="16"/>
               </w:rPr>
@@ -5647,6 +5844,7 @@
             <w:r>
               <w:rPr>
                 <w:rFonts w:ascii="Courier New" w:hAnsi="Courier New"/>
+                <w:i/>
                 <w:color w:val="555555"/>
                 <w:sz w:val="16"/>
               </w:rPr>
@@ -5663,6 +5861,7 @@
             <w:r>
               <w:rPr>
                 <w:rFonts w:ascii="Courier New" w:hAnsi="Courier New"/>
+                <w:i/>
                 <w:color w:val="555555"/>
                 <w:sz w:val="16"/>
               </w:rPr>
@@ -5679,6 +5878,7 @@
             <w:r>
               <w:rPr>
                 <w:rFonts w:ascii="Courier New" w:hAnsi="Courier New"/>
+                <w:i/>
                 <w:color w:val="555555"/>
                 <w:sz w:val="16"/>
               </w:rPr>
@@ -5711,6 +5911,7 @@
             <w:r>
               <w:rPr>
                 <w:rFonts w:ascii="Courier New" w:hAnsi="Courier New"/>
+                <w:i/>
                 <w:color w:val="555555"/>
                 <w:sz w:val="16"/>
               </w:rPr>
@@ -5727,6 +5928,7 @@
             <w:r>
               <w:rPr>
                 <w:rFonts w:ascii="Courier New" w:hAnsi="Courier New"/>
+                <w:i/>
                 <w:color w:val="555555"/>
                 <w:sz w:val="16"/>
               </w:rPr>
@@ -5759,6 +5961,7 @@
             <w:r>
               <w:rPr>
                 <w:rFonts w:ascii="Courier New" w:hAnsi="Courier New"/>
+                <w:i/>
                 <w:color w:val="555555"/>
                 <w:sz w:val="16"/>
               </w:rPr>
@@ -5775,6 +5978,7 @@
             <w:r>
               <w:rPr>
                 <w:rFonts w:ascii="Courier New" w:hAnsi="Courier New"/>
+                <w:i/>
                 <w:color w:val="555555"/>
                 <w:sz w:val="16"/>
               </w:rPr>
@@ -5791,6 +5995,7 @@
             <w:r>
               <w:rPr>
                 <w:rFonts w:ascii="Courier New" w:hAnsi="Courier New"/>
+                <w:i/>
                 <w:color w:val="555555"/>
                 <w:sz w:val="16"/>
               </w:rPr>
@@ -5807,6 +6012,7 @@
             <w:r>
               <w:rPr>
                 <w:rFonts w:ascii="Courier New" w:hAnsi="Courier New"/>
+                <w:i/>
                 <w:color w:val="555555"/>
                 <w:sz w:val="16"/>
               </w:rPr>
@@ -5823,6 +6029,7 @@
             <w:r>
               <w:rPr>
                 <w:rFonts w:ascii="Courier New" w:hAnsi="Courier New"/>
+                <w:i/>
                 <w:color w:val="555555"/>
                 <w:sz w:val="16"/>
               </w:rPr>
@@ -5839,6 +6046,7 @@
             <w:r>
               <w:rPr>
                 <w:rFonts w:ascii="Courier New" w:hAnsi="Courier New"/>
+                <w:i/>
                 <w:color w:val="555555"/>
                 <w:sz w:val="16"/>
               </w:rPr>
@@ -5855,6 +6063,7 @@
             <w:r>
               <w:rPr>
                 <w:rFonts w:ascii="Courier New" w:hAnsi="Courier New"/>
+                <w:i/>
                 <w:color w:val="555555"/>
                 <w:sz w:val="16"/>
               </w:rPr>
@@ -5871,6 +6080,7 @@
             <w:r>
               <w:rPr>
                 <w:rFonts w:ascii="Courier New" w:hAnsi="Courier New"/>
+                <w:i/>
                 <w:color w:val="555555"/>
                 <w:sz w:val="16"/>
               </w:rPr>
@@ -5936,6 +6146,7 @@
             <w:r>
               <w:rPr>
                 <w:rFonts w:ascii="Courier New" w:hAnsi="Courier New"/>
+                <w:i/>
                 <w:color w:val="555555"/>
                 <w:sz w:val="16"/>
               </w:rPr>
@@ -6001,6 +6212,7 @@
             <w:r>
               <w:rPr>
                 <w:rFonts w:ascii="Courier New" w:hAnsi="Courier New"/>
+                <w:i/>
                 <w:color w:val="555555"/>
                 <w:sz w:val="16"/>
               </w:rPr>
@@ -6066,6 +6278,7 @@
             <w:r>
               <w:rPr>
                 <w:rFonts w:ascii="Courier New" w:hAnsi="Courier New"/>
+                <w:i/>
                 <w:color w:val="555555"/>
                 <w:sz w:val="16"/>
               </w:rPr>
@@ -6082,6 +6295,7 @@
             <w:r>
               <w:rPr>
                 <w:rFonts w:ascii="Courier New" w:hAnsi="Courier New"/>
+                <w:i/>
                 <w:color w:val="555555"/>
                 <w:sz w:val="16"/>
               </w:rPr>
@@ -6098,6 +6312,7 @@
             <w:r>
               <w:rPr>
                 <w:rFonts w:ascii="Courier New" w:hAnsi="Courier New"/>
+                <w:i/>
                 <w:color w:val="555555"/>
                 <w:sz w:val="16"/>
               </w:rPr>
@@ -6114,6 +6329,7 @@
             <w:r>
               <w:rPr>
                 <w:rFonts w:ascii="Courier New" w:hAnsi="Courier New"/>
+                <w:i/>
                 <w:color w:val="555555"/>
                 <w:sz w:val="16"/>
               </w:rPr>
@@ -6146,6 +6362,7 @@
             <w:r>
               <w:rPr>
                 <w:rFonts w:ascii="Courier New" w:hAnsi="Courier New"/>
+                <w:i/>
                 <w:color w:val="555555"/>
                 <w:sz w:val="16"/>
               </w:rPr>
@@ -6162,6 +6379,7 @@
             <w:r>
               <w:rPr>
                 <w:rFonts w:ascii="Courier New" w:hAnsi="Courier New"/>
+                <w:i/>
                 <w:color w:val="555555"/>
                 <w:sz w:val="16"/>
               </w:rPr>
@@ -6194,6 +6412,7 @@
             <w:r>
               <w:rPr>
                 <w:rFonts w:ascii="Courier New" w:hAnsi="Courier New"/>
+                <w:i/>
                 <w:color w:val="555555"/>
                 <w:sz w:val="16"/>
               </w:rPr>
@@ -6210,6 +6429,7 @@
             <w:r>
               <w:rPr>
                 <w:rFonts w:ascii="Courier New" w:hAnsi="Courier New"/>
+                <w:i/>
                 <w:color w:val="555555"/>
                 <w:sz w:val="16"/>
               </w:rPr>
@@ -6226,6 +6446,7 @@
             <w:r>
               <w:rPr>
                 <w:rFonts w:ascii="Courier New" w:hAnsi="Courier New"/>
+                <w:i/>
                 <w:color w:val="555555"/>
                 <w:sz w:val="16"/>
               </w:rPr>
@@ -6242,6 +6463,7 @@
             <w:r>
               <w:rPr>
                 <w:rFonts w:ascii="Courier New" w:hAnsi="Courier New"/>
+                <w:i/>
                 <w:color w:val="555555"/>
                 <w:sz w:val="16"/>
               </w:rPr>
@@ -6258,6 +6480,7 @@
             <w:r>
               <w:rPr>
                 <w:rFonts w:ascii="Courier New" w:hAnsi="Courier New"/>
+                <w:i/>
                 <w:color w:val="555555"/>
                 <w:sz w:val="16"/>
               </w:rPr>
@@ -6274,6 +6497,7 @@
             <w:r>
               <w:rPr>
                 <w:rFonts w:ascii="Courier New" w:hAnsi="Courier New"/>
+                <w:i/>
                 <w:color w:val="555555"/>
                 <w:sz w:val="16"/>
               </w:rPr>
@@ -6290,6 +6514,7 @@
             <w:r>
               <w:rPr>
                 <w:rFonts w:ascii="Courier New" w:hAnsi="Courier New"/>
+                <w:i/>
                 <w:color w:val="555555"/>
                 <w:sz w:val="16"/>
               </w:rPr>
@@ -6306,6 +6531,7 @@
             <w:r>
               <w:rPr>
                 <w:rFonts w:ascii="Courier New" w:hAnsi="Courier New"/>
+                <w:i/>
                 <w:color w:val="555555"/>
                 <w:sz w:val="16"/>
               </w:rPr>
@@ -6322,6 +6548,7 @@
             <w:r>
               <w:rPr>
                 <w:rFonts w:ascii="Courier New" w:hAnsi="Courier New"/>
+                <w:i/>
                 <w:color w:val="555555"/>
                 <w:sz w:val="16"/>
               </w:rPr>
@@ -6386,10 +6613,12 @@
     <w:p>
       <w:pPr>
         <w:pStyle w:val="Endure-ChapterBodyText"/>
+        <w:spacing w:before="100" w:after="100"/>
       </w:pPr>
       <w:r>
         <w:rPr>
           <w:b/>
+          <w:sz w:val="20"/>
         </w:rPr>
         <w:t>Ejemplos de uso:</w:t>
       </w:r>
@@ -6407,7 +6636,7 @@
         <w:tc>
           <w:tcPr>
             <w:tcW w:type="dxa" w:w="8152"/>
-            <w:shd w:val="clear" w:color="auto" w:fill="F2F2F2"/>
+            <w:shd w:val="clear" w:color="auto" w:fill="EAEAEA"/>
             <w:tcBorders>
               <w:left w:val="thick" w:sz="24" w:color="1A5A6A"/>
             </w:tcBorders>
@@ -6445,6 +6674,7 @@
             <w:r>
               <w:rPr>
                 <w:rFonts w:ascii="Courier New" w:hAnsi="Courier New"/>
+                <w:i/>
                 <w:color w:val="555555"/>
                 <w:sz w:val="16"/>
               </w:rPr>
@@ -6493,6 +6723,7 @@
             <w:r>
               <w:rPr>
                 <w:rFonts w:ascii="Courier New" w:hAnsi="Courier New"/>
+                <w:i/>
                 <w:color w:val="555555"/>
                 <w:sz w:val="16"/>
               </w:rPr>
@@ -6557,6 +6788,7 @@
             <w:r>
               <w:rPr>
                 <w:rFonts w:ascii="Courier New" w:hAnsi="Courier New"/>
+                <w:i/>
                 <w:color w:val="555555"/>
                 <w:sz w:val="16"/>
               </w:rPr>
@@ -6573,6 +6805,7 @@
             <w:r>
               <w:rPr>
                 <w:rFonts w:ascii="Courier New" w:hAnsi="Courier New"/>
+                <w:i/>
                 <w:color w:val="555555"/>
                 <w:sz w:val="16"/>
               </w:rPr>
@@ -6589,6 +6822,7 @@
             <w:r>
               <w:rPr>
                 <w:rFonts w:ascii="Courier New" w:hAnsi="Courier New"/>
+                <w:i/>
                 <w:color w:val="555555"/>
                 <w:sz w:val="16"/>
               </w:rPr>
@@ -6605,6 +6839,7 @@
             <w:r>
               <w:rPr>
                 <w:rFonts w:ascii="Courier New" w:hAnsi="Courier New"/>
+                <w:i/>
                 <w:color w:val="555555"/>
                 <w:sz w:val="16"/>
               </w:rPr>
@@ -6632,7 +6867,7 @@
         <w:tc>
           <w:tcPr>
             <w:tcW w:type="dxa" w:w="8152"/>
-            <w:shd w:val="clear" w:color="auto" w:fill="F2F2F2"/>
+            <w:shd w:val="clear" w:color="auto" w:fill="EAEAEA"/>
             <w:tcBorders>
               <w:left w:val="thick" w:sz="24" w:color="1A5A6A"/>
             </w:tcBorders>
@@ -6670,6 +6905,7 @@
             <w:r>
               <w:rPr>
                 <w:rFonts w:ascii="Courier New" w:hAnsi="Courier New"/>
+                <w:i/>
                 <w:color w:val="555555"/>
                 <w:sz w:val="16"/>
               </w:rPr>
@@ -6686,6 +6922,7 @@
             <w:r>
               <w:rPr>
                 <w:rFonts w:ascii="Courier New" w:hAnsi="Courier New"/>
+                <w:i/>
                 <w:color w:val="555555"/>
                 <w:sz w:val="16"/>
               </w:rPr>
@@ -6746,7 +6983,7 @@
             <w:r>
               <w:rPr>
                 <w:rFonts w:ascii="Courier New" w:hAnsi="Courier New"/>
-                <w:sz w:val="17"/>
+                <w:sz w:val="16"/>
               </w:rPr>
               <w:t>yt-dlp</w:t>
             </w:r>
@@ -6756,7 +6993,7 @@
             <w:r>
               <w:rPr>
                 <w:rFonts w:ascii="Courier New" w:hAnsi="Courier New"/>
-                <w:sz w:val="17"/>
+                <w:sz w:val="16"/>
               </w:rPr>
               <w:t>pip install yt-dlp</w:t>
             </w:r>
@@ -6766,7 +7003,7 @@
             <w:r>
               <w:rPr>
                 <w:rFonts w:ascii="Courier New" w:hAnsi="Courier New"/>
-                <w:sz w:val="17"/>
+                <w:sz w:val="16"/>
               </w:rPr>
               <w:t>aria2</w:t>
             </w:r>
@@ -6787,16 +7024,24 @@
         <w:pStyle w:val="Endure-Subhead"/>
         <w:keepNext/>
         <w:spacing w:before="240" w:after="60"/>
+        <w:outlineLvl w:val="1"/>
       </w:pPr>
       <w:r>
+        <w:rPr>
+          <w:sz w:val="24"/>
+        </w:rPr>
         <w:t>6.5 Verificación de Velocidad de Red</w:t>
       </w:r>
     </w:p>
     <w:p>
       <w:pPr>
         <w:pStyle w:val="Endure-FirstParagraphBodyText"/>
+        <w:spacing w:before="100" w:after="100"/>
       </w:pPr>
       <w:r>
+        <w:rPr>
+          <w:sz w:val="20"/>
+        </w:rPr>
         <w:t>Antes de descargar los modelos de los Capítulos 12–14, verifique que la red funciona correctamente y mida la velocidad base:</w:t>
       </w:r>
     </w:p>
@@ -6813,7 +7058,7 @@
         <w:tc>
           <w:tcPr>
             <w:tcW w:type="dxa" w:w="8152"/>
-            <w:shd w:val="clear" w:color="auto" w:fill="F2F2F2"/>
+            <w:shd w:val="clear" w:color="auto" w:fill="EAEAEA"/>
             <w:tcBorders>
               <w:left w:val="thick" w:sz="24" w:color="1A5A6A"/>
             </w:tcBorders>
@@ -6851,6 +7096,7 @@
             <w:r>
               <w:rPr>
                 <w:rFonts w:ascii="Courier New" w:hAnsi="Courier New"/>
+                <w:i/>
                 <w:color w:val="555555"/>
                 <w:sz w:val="16"/>
               </w:rPr>
@@ -6878,7 +7124,7 @@
         <w:tc>
           <w:tcPr>
             <w:tcW w:type="dxa" w:w="8152"/>
-            <w:shd w:val="clear" w:color="auto" w:fill="F2F2F2"/>
+            <w:shd w:val="clear" w:color="auto" w:fill="EAEAEA"/>
             <w:tcBorders>
               <w:left w:val="thick" w:sz="24" w:color="1A5A6A"/>
             </w:tcBorders>
@@ -6916,6 +7162,7 @@
             <w:r>
               <w:rPr>
                 <w:rFonts w:ascii="Courier New" w:hAnsi="Courier New"/>
+                <w:i/>
                 <w:color w:val="555555"/>
                 <w:sz w:val="16"/>
               </w:rPr>
@@ -6932,6 +7179,7 @@
             <w:r>
               <w:rPr>
                 <w:rFonts w:ascii="Courier New" w:hAnsi="Courier New"/>
+                <w:i/>
                 <w:color w:val="555555"/>
                 <w:sz w:val="16"/>
               </w:rPr>
@@ -6948,6 +7196,7 @@
             <w:r>
               <w:rPr>
                 <w:rFonts w:ascii="Courier New" w:hAnsi="Courier New"/>
+                <w:i/>
                 <w:color w:val="555555"/>
                 <w:sz w:val="16"/>
               </w:rPr>
@@ -6964,6 +7213,7 @@
             <w:r>
               <w:rPr>
                 <w:rFonts w:ascii="Courier New" w:hAnsi="Courier New"/>
+                <w:i/>
                 <w:color w:val="555555"/>
                 <w:sz w:val="16"/>
               </w:rPr>
@@ -6980,6 +7230,7 @@
             <w:r>
               <w:rPr>
                 <w:rFonts w:ascii="Courier New" w:hAnsi="Courier New"/>
+                <w:i/>
                 <w:color w:val="555555"/>
                 <w:sz w:val="16"/>
               </w:rPr>
@@ -7007,7 +7258,7 @@
         <w:tc>
           <w:tcPr>
             <w:tcW w:type="dxa" w:w="8152"/>
-            <w:shd w:val="clear" w:color="auto" w:fill="F2F2F2"/>
+            <w:shd w:val="clear" w:color="auto" w:fill="EAEAEA"/>
             <w:tcBorders>
               <w:left w:val="thick" w:sz="24" w:color="1A5A6A"/>
             </w:tcBorders>
@@ -7045,6 +7296,7 @@
             <w:r>
               <w:rPr>
                 <w:rFonts w:ascii="Courier New" w:hAnsi="Courier New"/>
+                <w:i/>
                 <w:color w:val="555555"/>
                 <w:sz w:val="16"/>
               </w:rPr>
@@ -7072,7 +7324,7 @@
         <w:tc>
           <w:tcPr>
             <w:tcW w:type="dxa" w:w="8152"/>
-            <w:shd w:val="clear" w:color="auto" w:fill="F2F2F2"/>
+            <w:shd w:val="clear" w:color="auto" w:fill="EAEAEA"/>
             <w:tcBorders>
               <w:left w:val="thick" w:sz="24" w:color="1A5A6A"/>
             </w:tcBorders>
@@ -7110,6 +7362,7 @@
             <w:r>
               <w:rPr>
                 <w:rFonts w:ascii="Courier New" w:hAnsi="Courier New"/>
+                <w:i/>
                 <w:color w:val="555555"/>
                 <w:sz w:val="16"/>
               </w:rPr>
@@ -7126,6 +7379,7 @@
             <w:r>
               <w:rPr>
                 <w:rFonts w:ascii="Courier New" w:hAnsi="Courier New"/>
+                <w:i/>
                 <w:color w:val="555555"/>
                 <w:sz w:val="16"/>
               </w:rPr>
@@ -7157,6 +7411,7 @@
             <w:r>
               <w:rPr>
                 <w:rFonts w:ascii="Courier New" w:hAnsi="Courier New"/>
+                <w:i/>
                 <w:color w:val="555555"/>
                 <w:sz w:val="16"/>
               </w:rPr>
@@ -7173,6 +7428,7 @@
             <w:r>
               <w:rPr>
                 <w:rFonts w:ascii="Courier New" w:hAnsi="Courier New"/>
+                <w:i/>
                 <w:color w:val="555555"/>
                 <w:sz w:val="16"/>
               </w:rPr>
@@ -7189,6 +7445,7 @@
             <w:r>
               <w:rPr>
                 <w:rFonts w:ascii="Courier New" w:hAnsi="Courier New"/>
+                <w:i/>
                 <w:color w:val="555555"/>
                 <w:sz w:val="16"/>
               </w:rPr>
@@ -7216,7 +7473,7 @@
         <w:tc>
           <w:tcPr>
             <w:tcW w:type="dxa" w:w="8152"/>
-            <w:shd w:val="clear" w:color="auto" w:fill="F2F2F2"/>
+            <w:shd w:val="clear" w:color="auto" w:fill="EAEAEA"/>
             <w:tcBorders>
               <w:left w:val="thick" w:sz="24" w:color="1A5A6A"/>
             </w:tcBorders>
@@ -7271,6 +7528,7 @@
             <w:r>
               <w:rPr>
                 <w:rFonts w:ascii="Courier New" w:hAnsi="Courier New"/>
+                <w:i/>
                 <w:color w:val="555555"/>
                 <w:sz w:val="16"/>
               </w:rPr>
@@ -7287,6 +7545,7 @@
             <w:r>
               <w:rPr>
                 <w:rFonts w:ascii="Courier New" w:hAnsi="Courier New"/>
+                <w:i/>
                 <w:color w:val="555555"/>
                 <w:sz w:val="16"/>
               </w:rPr>
@@ -7303,6 +7562,7 @@
             <w:r>
               <w:rPr>
                 <w:rFonts w:ascii="Courier New" w:hAnsi="Courier New"/>
+                <w:i/>
                 <w:color w:val="555555"/>
                 <w:sz w:val="16"/>
               </w:rPr>
@@ -7362,7 +7622,7 @@
         <w:tc>
           <w:tcPr>
             <w:tcW w:type="dxa" w:w="8152"/>
-            <w:shd w:val="clear" w:color="auto" w:fill="F2F2F2"/>
+            <w:shd w:val="clear" w:color="auto" w:fill="EAEAEA"/>
             <w:tcBorders>
               <w:left w:val="thick" w:sz="24" w:color="1A5A6A"/>
             </w:tcBorders>
@@ -7416,6 +7676,7 @@
             <w:r>
               <w:rPr>
                 <w:rFonts w:ascii="Courier New" w:hAnsi="Courier New"/>
+                <w:i/>
                 <w:color w:val="555555"/>
                 <w:sz w:val="16"/>
               </w:rPr>
@@ -7432,6 +7693,7 @@
             <w:r>
               <w:rPr>
                 <w:rFonts w:ascii="Courier New" w:hAnsi="Courier New"/>
+                <w:i/>
                 <w:color w:val="555555"/>
                 <w:sz w:val="16"/>
               </w:rPr>
@@ -7448,6 +7710,7 @@
             <w:r>
               <w:rPr>
                 <w:rFonts w:ascii="Courier New" w:hAnsi="Courier New"/>
+                <w:i/>
                 <w:color w:val="555555"/>
                 <w:sz w:val="16"/>
               </w:rPr>
@@ -7464,6 +7727,7 @@
             <w:r>
               <w:rPr>
                 <w:rFonts w:ascii="Courier New" w:hAnsi="Courier New"/>
+                <w:i/>
                 <w:color w:val="555555"/>
                 <w:sz w:val="16"/>
               </w:rPr>
@@ -7491,7 +7755,7 @@
         <w:tc>
           <w:tcPr>
             <w:tcW w:type="dxa" w:w="8152"/>
-            <w:shd w:val="clear" w:color="auto" w:fill="F2F2F2"/>
+            <w:shd w:val="clear" w:color="auto" w:fill="EAEAEA"/>
             <w:tcBorders>
               <w:left w:val="thick" w:sz="24" w:color="1A5A6A"/>
             </w:tcBorders>
@@ -7529,6 +7793,7 @@
             <w:r>
               <w:rPr>
                 <w:rFonts w:ascii="Courier New" w:hAnsi="Courier New"/>
+                <w:i/>
                 <w:color w:val="555555"/>
                 <w:sz w:val="16"/>
               </w:rPr>
@@ -7545,6 +7810,7 @@
             <w:r>
               <w:rPr>
                 <w:rFonts w:ascii="Courier New" w:hAnsi="Courier New"/>
+                <w:i/>
                 <w:color w:val="555555"/>
                 <w:sz w:val="16"/>
               </w:rPr>
@@ -7561,6 +7827,7 @@
             <w:r>
               <w:rPr>
                 <w:rFonts w:ascii="Courier New" w:hAnsi="Courier New"/>
+                <w:i/>
                 <w:color w:val="555555"/>
                 <w:sz w:val="16"/>
               </w:rPr>
@@ -7577,6 +7844,7 @@
             <w:r>
               <w:rPr>
                 <w:rFonts w:ascii="Courier New" w:hAnsi="Courier New"/>
+                <w:i/>
                 <w:color w:val="555555"/>
                 <w:sz w:val="16"/>
               </w:rPr>
@@ -7593,6 +7861,7 @@
             <w:r>
               <w:rPr>
                 <w:rFonts w:ascii="Courier New" w:hAnsi="Courier New"/>
+                <w:i/>
                 <w:color w:val="555555"/>
                 <w:sz w:val="16"/>
               </w:rPr>
@@ -7612,8 +7881,12 @@
         <w:pStyle w:val="Endure-Subhead"/>
         <w:keepNext/>
         <w:spacing w:before="240" w:after="60"/>
+        <w:outlineLvl w:val="1"/>
       </w:pPr>
       <w:r>
+        <w:rPr>
+          <w:sz w:val="24"/>
+        </w:rPr>
         <w:t>6.6 Verificación Final del Capítulo</w:t>
       </w:r>
     </w:p>
@@ -7630,7 +7903,7 @@
         <w:tc>
           <w:tcPr>
             <w:tcW w:type="dxa" w:w="8152"/>
-            <w:shd w:val="clear" w:color="auto" w:fill="F2F2F2"/>
+            <w:shd w:val="clear" w:color="auto" w:fill="EAEAEA"/>
             <w:tcBorders>
               <w:left w:val="thick" w:sz="24" w:color="1A5A6A"/>
             </w:tcBorders>
@@ -7779,6 +8052,7 @@
             <w:r>
               <w:rPr>
                 <w:rFonts w:ascii="Courier New" w:hAnsi="Courier New"/>
+                <w:i/>
                 <w:color w:val="555555"/>
                 <w:sz w:val="16"/>
               </w:rPr>
@@ -7795,6 +8069,7 @@
             <w:r>
               <w:rPr>
                 <w:rFonts w:ascii="Courier New" w:hAnsi="Courier New"/>
+                <w:i/>
                 <w:color w:val="555555"/>
                 <w:sz w:val="16"/>
               </w:rPr>
@@ -7811,6 +8086,7 @@
             <w:r>
               <w:rPr>
                 <w:rFonts w:ascii="Courier New" w:hAnsi="Courier New"/>
+                <w:i/>
                 <w:color w:val="555555"/>
                 <w:sz w:val="16"/>
               </w:rPr>
@@ -7874,7 +8150,7 @@
             <w:r>
               <w:rPr>
                 <w:rFonts w:ascii="Courier New" w:hAnsi="Courier New"/>
-                <w:color w:val="555555"/>
+                <w:color w:val="1A1A1A"/>
                 <w:sz w:val="16"/>
               </w:rPr>
               <w:t>BBR=$(sysctl -n net.ipv4.tcp_congestion_control)</w:t>
@@ -7890,6 +8166,7 @@
             <w:r>
               <w:rPr>
                 <w:rFonts w:ascii="Courier New" w:hAnsi="Courier New"/>
+                <w:i/>
                 <w:color w:val="555555"/>
                 <w:sz w:val="16"/>
               </w:rPr>
@@ -7906,6 +8183,7 @@
             <w:r>
               <w:rPr>
                 <w:rFonts w:ascii="Courier New" w:hAnsi="Courier New"/>
+                <w:i/>
                 <w:color w:val="555555"/>
                 <w:sz w:val="16"/>
               </w:rPr>
@@ -7922,6 +8200,7 @@
             <w:r>
               <w:rPr>
                 <w:rFonts w:ascii="Courier New" w:hAnsi="Courier New"/>
+                <w:i/>
                 <w:color w:val="555555"/>
                 <w:sz w:val="16"/>
               </w:rPr>
@@ -7985,7 +8264,7 @@
             <w:r>
               <w:rPr>
                 <w:rFonts w:ascii="Courier New" w:hAnsi="Courier New"/>
-                <w:color w:val="555555"/>
+                <w:color w:val="1A1A1A"/>
                 <w:sz w:val="16"/>
               </w:rPr>
               <w:t>RMAX=$(sysctl -n net.core.rmem_max)</w:t>
@@ -8001,6 +8280,7 @@
             <w:r>
               <w:rPr>
                 <w:rFonts w:ascii="Courier New" w:hAnsi="Courier New"/>
+                <w:i/>
                 <w:color w:val="555555"/>
                 <w:sz w:val="16"/>
               </w:rPr>
@@ -8017,6 +8297,7 @@
             <w:r>
               <w:rPr>
                 <w:rFonts w:ascii="Courier New" w:hAnsi="Courier New"/>
+                <w:i/>
                 <w:color w:val="555555"/>
                 <w:sz w:val="16"/>
               </w:rPr>
@@ -8033,6 +8314,7 @@
             <w:r>
               <w:rPr>
                 <w:rFonts w:ascii="Courier New" w:hAnsi="Courier New"/>
+                <w:i/>
                 <w:color w:val="555555"/>
                 <w:sz w:val="16"/>
               </w:rPr>
@@ -8096,6 +8378,7 @@
             <w:r>
               <w:rPr>
                 <w:rFonts w:ascii="Courier New" w:hAnsi="Courier New"/>
+                <w:i/>
                 <w:color w:val="555555"/>
                 <w:sz w:val="16"/>
               </w:rPr>
@@ -8112,6 +8395,7 @@
             <w:r>
               <w:rPr>
                 <w:rFonts w:ascii="Courier New" w:hAnsi="Courier New"/>
+                <w:i/>
                 <w:color w:val="555555"/>
                 <w:sz w:val="16"/>
               </w:rPr>
@@ -8128,6 +8412,7 @@
             <w:r>
               <w:rPr>
                 <w:rFonts w:ascii="Courier New" w:hAnsi="Courier New"/>
+                <w:i/>
                 <w:color w:val="555555"/>
                 <w:sz w:val="16"/>
               </w:rPr>
@@ -8144,6 +8429,7 @@
             <w:r>
               <w:rPr>
                 <w:rFonts w:ascii="Courier New" w:hAnsi="Courier New"/>
+                <w:i/>
                 <w:color w:val="555555"/>
                 <w:sz w:val="16"/>
               </w:rPr>
@@ -8207,6 +8493,7 @@
             <w:r>
               <w:rPr>
                 <w:rFonts w:ascii="Courier New" w:hAnsi="Courier New"/>
+                <w:i/>
                 <w:color w:val="555555"/>
                 <w:sz w:val="16"/>
               </w:rPr>
@@ -8223,6 +8510,7 @@
             <w:r>
               <w:rPr>
                 <w:rFonts w:ascii="Courier New" w:hAnsi="Courier New"/>
+                <w:i/>
                 <w:color w:val="555555"/>
                 <w:sz w:val="16"/>
               </w:rPr>
@@ -8239,6 +8527,7 @@
             <w:r>
               <w:rPr>
                 <w:rFonts w:ascii="Courier New" w:hAnsi="Courier New"/>
+                <w:i/>
                 <w:color w:val="555555"/>
                 <w:sz w:val="16"/>
               </w:rPr>
@@ -8270,6 +8559,7 @@
             <w:r>
               <w:rPr>
                 <w:rFonts w:ascii="Courier New" w:hAnsi="Courier New"/>
+                <w:i/>
                 <w:color w:val="555555"/>
                 <w:sz w:val="16"/>
               </w:rPr>
@@ -8286,6 +8576,7 @@
             <w:r>
               <w:rPr>
                 <w:rFonts w:ascii="Courier New" w:hAnsi="Courier New"/>
+                <w:i/>
                 <w:color w:val="555555"/>
                 <w:sz w:val="16"/>
               </w:rPr>
@@ -8302,6 +8593,7 @@
             <w:r>
               <w:rPr>
                 <w:rFonts w:ascii="Courier New" w:hAnsi="Courier New"/>
+                <w:i/>
                 <w:color w:val="555555"/>
                 <w:sz w:val="16"/>
               </w:rPr>
@@ -8365,6 +8657,7 @@
             <w:r>
               <w:rPr>
                 <w:rFonts w:ascii="Courier New" w:hAnsi="Courier New"/>
+                <w:i/>
                 <w:color w:val="555555"/>
                 <w:sz w:val="16"/>
               </w:rPr>
@@ -8381,6 +8674,7 @@
             <w:r>
               <w:rPr>
                 <w:rFonts w:ascii="Courier New" w:hAnsi="Courier New"/>
+                <w:i/>
                 <w:color w:val="555555"/>
                 <w:sz w:val="16"/>
               </w:rPr>
@@ -8397,6 +8691,7 @@
             <w:r>
               <w:rPr>
                 <w:rFonts w:ascii="Courier New" w:hAnsi="Courier New"/>
+                <w:i/>
                 <w:color w:val="555555"/>
                 <w:sz w:val="16"/>
               </w:rPr>
@@ -8460,6 +8755,7 @@
             <w:r>
               <w:rPr>
                 <w:rFonts w:ascii="Courier New" w:hAnsi="Courier New"/>
+                <w:i/>
                 <w:color w:val="555555"/>
                 <w:sz w:val="16"/>
               </w:rPr>
@@ -8476,6 +8772,7 @@
             <w:r>
               <w:rPr>
                 <w:rFonts w:ascii="Courier New" w:hAnsi="Courier New"/>
+                <w:i/>
                 <w:color w:val="555555"/>
                 <w:sz w:val="16"/>
               </w:rPr>
@@ -8503,7 +8800,7 @@
         <w:tc>
           <w:tcPr>
             <w:tcW w:type="dxa" w:w="8152"/>
-            <w:shd w:val="clear" w:color="auto" w:fill="F2F2F2"/>
+            <w:shd w:val="clear" w:color="auto" w:fill="EAEAEA"/>
             <w:tcBorders>
               <w:left w:val="thick" w:sz="24" w:color="1A5A6A"/>
             </w:tcBorders>
@@ -8541,6 +8838,7 @@
             <w:r>
               <w:rPr>
                 <w:rFonts w:ascii="Courier New" w:hAnsi="Courier New"/>
+                <w:i/>
                 <w:color w:val="555555"/>
                 <w:sz w:val="16"/>
               </w:rPr>
@@ -8557,6 +8855,7 @@
             <w:r>
               <w:rPr>
                 <w:rFonts w:ascii="Courier New" w:hAnsi="Courier New"/>
+                <w:i/>
                 <w:color w:val="555555"/>
                 <w:sz w:val="16"/>
               </w:rPr>
@@ -8573,6 +8872,7 @@
             <w:r>
               <w:rPr>
                 <w:rFonts w:ascii="Courier New" w:hAnsi="Courier New"/>
+                <w:i/>
                 <w:color w:val="555555"/>
                 <w:sz w:val="16"/>
               </w:rPr>
@@ -8604,6 +8904,7 @@
             <w:r>
               <w:rPr>
                 <w:rFonts w:ascii="Courier New" w:hAnsi="Courier New"/>
+                <w:i/>
                 <w:color w:val="555555"/>
                 <w:sz w:val="16"/>
               </w:rPr>
@@ -8620,6 +8921,7 @@
             <w:r>
               <w:rPr>
                 <w:rFonts w:ascii="Courier New" w:hAnsi="Courier New"/>
+                <w:i/>
                 <w:color w:val="555555"/>
                 <w:sz w:val="16"/>
               </w:rPr>
@@ -8651,6 +8953,7 @@
             <w:r>
               <w:rPr>
                 <w:rFonts w:ascii="Courier New" w:hAnsi="Courier New"/>
+                <w:i/>
                 <w:color w:val="555555"/>
                 <w:sz w:val="16"/>
               </w:rPr>
@@ -8667,6 +8970,7 @@
             <w:r>
               <w:rPr>
                 <w:rFonts w:ascii="Courier New" w:hAnsi="Courier New"/>
+                <w:i/>
                 <w:color w:val="555555"/>
                 <w:sz w:val="16"/>
               </w:rPr>
@@ -8698,6 +9002,7 @@
             <w:r>
               <w:rPr>
                 <w:rFonts w:ascii="Courier New" w:hAnsi="Courier New"/>
+                <w:i/>
                 <w:color w:val="555555"/>
                 <w:sz w:val="16"/>
               </w:rPr>
@@ -8714,6 +9019,7 @@
             <w:r>
               <w:rPr>
                 <w:rFonts w:ascii="Courier New" w:hAnsi="Courier New"/>
+                <w:i/>
                 <w:color w:val="555555"/>
                 <w:sz w:val="16"/>
               </w:rPr>
@@ -8745,6 +9051,7 @@
             <w:r>
               <w:rPr>
                 <w:rFonts w:ascii="Courier New" w:hAnsi="Courier New"/>
+                <w:i/>
                 <w:color w:val="555555"/>
                 <w:sz w:val="16"/>
               </w:rPr>
@@ -8761,6 +9068,7 @@
             <w:r>
               <w:rPr>
                 <w:rFonts w:ascii="Courier New" w:hAnsi="Courier New"/>
+                <w:i/>
                 <w:color w:val="555555"/>
                 <w:sz w:val="16"/>
               </w:rPr>
@@ -8792,6 +9100,7 @@
             <w:r>
               <w:rPr>
                 <w:rFonts w:ascii="Courier New" w:hAnsi="Courier New"/>
+                <w:i/>
                 <w:color w:val="555555"/>
                 <w:sz w:val="16"/>
               </w:rPr>
@@ -8808,6 +9117,7 @@
             <w:r>
               <w:rPr>
                 <w:rFonts w:ascii="Courier New" w:hAnsi="Courier New"/>
+                <w:i/>
                 <w:color w:val="555555"/>
                 <w:sz w:val="16"/>
               </w:rPr>
@@ -8824,6 +9134,7 @@
             <w:r>
               <w:rPr>
                 <w:rFonts w:ascii="Courier New" w:hAnsi="Courier New"/>
+                <w:i/>
                 <w:color w:val="555555"/>
                 <w:sz w:val="16"/>
               </w:rPr>
@@ -8855,6 +9166,7 @@
             <w:r>
               <w:rPr>
                 <w:rFonts w:ascii="Courier New" w:hAnsi="Courier New"/>
+                <w:i/>
                 <w:color w:val="555555"/>
                 <w:sz w:val="16"/>
               </w:rPr>
@@ -8871,6 +9183,7 @@
             <w:r>
               <w:rPr>
                 <w:rFonts w:ascii="Courier New" w:hAnsi="Courier New"/>
+                <w:i/>
                 <w:color w:val="555555"/>
                 <w:sz w:val="16"/>
               </w:rPr>
@@ -8902,6 +9215,7 @@
             <w:r>
               <w:rPr>
                 <w:rFonts w:ascii="Courier New" w:hAnsi="Courier New"/>
+                <w:i/>
                 <w:color w:val="555555"/>
                 <w:sz w:val="16"/>
               </w:rPr>
@@ -8918,6 +9232,7 @@
             <w:r>
               <w:rPr>
                 <w:rFonts w:ascii="Courier New" w:hAnsi="Courier New"/>
+                <w:i/>
                 <w:color w:val="555555"/>
                 <w:sz w:val="16"/>
               </w:rPr>
@@ -8934,6 +9249,7 @@
             <w:r>
               <w:rPr>
                 <w:rFonts w:ascii="Courier New" w:hAnsi="Courier New"/>
+                <w:i/>
                 <w:color w:val="555555"/>
                 <w:sz w:val="16"/>
               </w:rPr>
@@ -8960,20 +9276,38 @@
         <w:gridCol w:w="2717"/>
       </w:tblGrid>
       <w:tr>
+        <w:trPr>
+          <w:trHeight w:val="453" w:hRule="atLeast"/>
+          <w:tblHeader/>
+        </w:trPr>
         <w:tc>
           <w:tcPr>
             <w:tcW w:type="dxa" w:w="2717"/>
             <w:shd w:val="clear" w:color="auto" w:fill="1A5A6A"/>
+            <w:tcBorders>
+              <w:top w:val="single" w:sz="12" w:color="FFFFFF"/>
+              <w:left w:val="single" w:sz="12" w:color="FFFFFF"/>
+              <w:bottom w:val="single" w:sz="12" w:color="FFFFFF"/>
+              <w:right w:val="single" w:sz="12" w:color="FFFFFF"/>
+            </w:tcBorders>
+            <w:vAlign w:val="center"/>
+            <w:tcMar>
+              <w:top w:w="60" w:type="dxa"/>
+              <w:left w:w="120" w:type="dxa"/>
+              <w:bottom w:w="60" w:type="dxa"/>
+              <w:right w:w="80" w:type="dxa"/>
+            </w:tcMar>
           </w:tcPr>
           <w:p>
             <w:pPr>
+              <w:spacing w:before="0" w:after="0"/>
               <w:jc w:val="center"/>
             </w:pPr>
             <w:r>
               <w:rPr>
                 <w:b/>
                 <w:color w:val="FFFFFF"/>
-                <w:sz w:val="17"/>
+                <w:sz w:val="16"/>
               </w:rPr>
               <w:t>Error</w:t>
             </w:r>
@@ -8983,16 +9317,30 @@
           <w:tcPr>
             <w:tcW w:type="dxa" w:w="2717"/>
             <w:shd w:val="clear" w:color="auto" w:fill="1A5A6A"/>
+            <w:tcBorders>
+              <w:top w:val="single" w:sz="12" w:color="FFFFFF"/>
+              <w:left w:val="single" w:sz="12" w:color="FFFFFF"/>
+              <w:bottom w:val="single" w:sz="12" w:color="FFFFFF"/>
+              <w:right w:val="single" w:sz="12" w:color="FFFFFF"/>
+            </w:tcBorders>
+            <w:vAlign w:val="center"/>
+            <w:tcMar>
+              <w:top w:w="60" w:type="dxa"/>
+              <w:left w:w="120" w:type="dxa"/>
+              <w:bottom w:w="60" w:type="dxa"/>
+              <w:right w:w="80" w:type="dxa"/>
+            </w:tcMar>
           </w:tcPr>
           <w:p>
             <w:pPr>
+              <w:spacing w:before="0" w:after="0"/>
               <w:jc w:val="center"/>
             </w:pPr>
             <w:r>
               <w:rPr>
                 <w:b/>
                 <w:color w:val="FFFFFF"/>
-                <w:sz w:val="17"/>
+                <w:sz w:val="16"/>
               </w:rPr>
               <w:t>Causa</w:t>
             </w:r>
@@ -9002,16 +9350,30 @@
           <w:tcPr>
             <w:tcW w:type="dxa" w:w="2717"/>
             <w:shd w:val="clear" w:color="auto" w:fill="1A5A6A"/>
+            <w:tcBorders>
+              <w:top w:val="single" w:sz="12" w:color="FFFFFF"/>
+              <w:left w:val="single" w:sz="12" w:color="FFFFFF"/>
+              <w:bottom w:val="single" w:sz="12" w:color="FFFFFF"/>
+              <w:right w:val="single" w:sz="12" w:color="FFFFFF"/>
+            </w:tcBorders>
+            <w:vAlign w:val="center"/>
+            <w:tcMar>
+              <w:top w:w="60" w:type="dxa"/>
+              <w:left w:w="120" w:type="dxa"/>
+              <w:bottom w:w="60" w:type="dxa"/>
+              <w:right w:w="80" w:type="dxa"/>
+            </w:tcMar>
           </w:tcPr>
           <w:p>
             <w:pPr>
+              <w:spacing w:before="0" w:after="0"/>
               <w:jc w:val="center"/>
             </w:pPr>
             <w:r>
               <w:rPr>
                 <w:b/>
                 <w:color w:val="FFFFFF"/>
-                <w:sz w:val="17"/>
+                <w:sz w:val="16"/>
               </w:rPr>
               <w:t>Solución</w:t>
             </w:r>
@@ -9019,15 +9381,35 @@
         </w:tc>
       </w:tr>
       <w:tr>
+        <w:trPr>
+          <w:trHeight w:val="283" w:hRule="atLeast"/>
+        </w:trPr>
         <w:tc>
           <w:tcPr>
             <w:tcW w:type="dxa" w:w="2717"/>
-            <w:shd w:val="clear" w:color="auto" w:fill="F8F8F8"/>
+            <w:shd w:val="clear" w:color="auto" w:fill="EAEAEA"/>
+            <w:tcBorders>
+              <w:top w:val="single" w:sz="12" w:color="FFFFFF"/>
+              <w:left w:val="single" w:sz="12" w:color="FFFFFF"/>
+              <w:bottom w:val="single" w:sz="12" w:color="FFFFFF"/>
+              <w:right w:val="single" w:sz="12" w:color="FFFFFF"/>
+            </w:tcBorders>
+            <w:vAlign w:val="center"/>
+            <w:tcMar>
+              <w:top w:w="40" w:type="dxa"/>
+              <w:left w:w="120" w:type="dxa"/>
+              <w:bottom w:w="40" w:type="dxa"/>
+              <w:right w:w="80" w:type="dxa"/>
+            </w:tcMar>
           </w:tcPr>
           <w:p>
-            <w:r>
-              <w:rPr>
-                <w:sz w:val="17"/>
+            <w:pPr>
+              <w:spacing w:before="0" w:after="0"/>
+              <w:jc w:val="center"/>
+            </w:pPr>
+            <w:r>
+              <w:rPr>
+                <w:sz w:val="16"/>
               </w:rPr>
               <w:t>BBR no activo</w:t>
             </w:r>
@@ -9036,12 +9418,29 @@
         <w:tc>
           <w:tcPr>
             <w:tcW w:type="dxa" w:w="2717"/>
-            <w:shd w:val="clear" w:color="auto" w:fill="F8F8F8"/>
+            <w:shd w:val="clear" w:color="auto" w:fill="EAEAEA"/>
+            <w:tcBorders>
+              <w:top w:val="single" w:sz="12" w:color="FFFFFF"/>
+              <w:left w:val="single" w:sz="12" w:color="FFFFFF"/>
+              <w:bottom w:val="single" w:sz="12" w:color="FFFFFF"/>
+              <w:right w:val="single" w:sz="12" w:color="FFFFFF"/>
+            </w:tcBorders>
+            <w:vAlign w:val="center"/>
+            <w:tcMar>
+              <w:top w:w="40" w:type="dxa"/>
+              <w:left w:w="120" w:type="dxa"/>
+              <w:bottom w:w="40" w:type="dxa"/>
+              <w:right w:w="80" w:type="dxa"/>
+            </w:tcMar>
           </w:tcPr>
           <w:p>
-            <w:r>
-              <w:rPr>
-                <w:sz w:val="17"/>
+            <w:pPr>
+              <w:spacing w:before="0" w:after="0"/>
+              <w:jc w:val="center"/>
+            </w:pPr>
+            <w:r>
+              <w:rPr>
+                <w:sz w:val="16"/>
               </w:rPr>
               <w:t>Kernel sin soporte BBR</w:t>
             </w:r>
@@ -9050,12 +9449,29 @@
         <w:tc>
           <w:tcPr>
             <w:tcW w:type="dxa" w:w="2717"/>
-            <w:shd w:val="clear" w:color="auto" w:fill="F8F8F8"/>
+            <w:shd w:val="clear" w:color="auto" w:fill="EAEAEA"/>
+            <w:tcBorders>
+              <w:top w:val="single" w:sz="12" w:color="FFFFFF"/>
+              <w:left w:val="single" w:sz="12" w:color="FFFFFF"/>
+              <w:bottom w:val="single" w:sz="12" w:color="FFFFFF"/>
+              <w:right w:val="single" w:sz="12" w:color="FFFFFF"/>
+            </w:tcBorders>
+            <w:vAlign w:val="center"/>
+            <w:tcMar>
+              <w:top w:w="40" w:type="dxa"/>
+              <w:left w:w="120" w:type="dxa"/>
+              <w:bottom w:w="40" w:type="dxa"/>
+              <w:right w:w="80" w:type="dxa"/>
+            </w:tcMar>
           </w:tcPr>
           <w:p>
-            <w:r>
-              <w:rPr>
-                <w:sz w:val="17"/>
+            <w:pPr>
+              <w:spacing w:before="0" w:after="0"/>
+              <w:jc w:val="both"/>
+            </w:pPr>
+            <w:r>
+              <w:rPr>
+                <w:sz w:val="16"/>
               </w:rPr>
               <w:t>Verificar: sysctl net.ipv4.tcp_available_congestion_control</w:t>
             </w:r>
@@ -9063,15 +9479,35 @@
         </w:tc>
       </w:tr>
       <w:tr>
+        <w:trPr>
+          <w:trHeight w:val="283" w:hRule="atLeast"/>
+        </w:trPr>
         <w:tc>
           <w:tcPr>
             <w:tcW w:type="dxa" w:w="2717"/>
-            <w:shd w:val="clear" w:color="auto" w:fill="FFFFFF"/>
+            <w:shd w:val="clear" w:color="auto" w:fill="EAEAEA"/>
+            <w:tcBorders>
+              <w:top w:val="single" w:sz="12" w:color="FFFFFF"/>
+              <w:left w:val="single" w:sz="12" w:color="FFFFFF"/>
+              <w:bottom w:val="single" w:sz="12" w:color="FFFFFF"/>
+              <w:right w:val="single" w:sz="12" w:color="FFFFFF"/>
+            </w:tcBorders>
+            <w:vAlign w:val="center"/>
+            <w:tcMar>
+              <w:top w:w="40" w:type="dxa"/>
+              <w:left w:w="120" w:type="dxa"/>
+              <w:bottom w:w="40" w:type="dxa"/>
+              <w:right w:w="80" w:type="dxa"/>
+            </w:tcMar>
           </w:tcPr>
           <w:p>
-            <w:r>
-              <w:rPr>
-                <w:sz w:val="17"/>
+            <w:pPr>
+              <w:spacing w:before="0" w:after="0"/>
+              <w:jc w:val="center"/>
+            </w:pPr>
+            <w:r>
+              <w:rPr>
+                <w:sz w:val="16"/>
               </w:rPr>
               <w:t>IPv6 sigue activo tras reboot</w:t>
             </w:r>
@@ -9080,12 +9516,29 @@
         <w:tc>
           <w:tcPr>
             <w:tcW w:type="dxa" w:w="2717"/>
-            <w:shd w:val="clear" w:color="auto" w:fill="FFFFFF"/>
+            <w:shd w:val="clear" w:color="auto" w:fill="EAEAEA"/>
+            <w:tcBorders>
+              <w:top w:val="single" w:sz="12" w:color="FFFFFF"/>
+              <w:left w:val="single" w:sz="12" w:color="FFFFFF"/>
+              <w:bottom w:val="single" w:sz="12" w:color="FFFFFF"/>
+              <w:right w:val="single" w:sz="12" w:color="FFFFFF"/>
+            </w:tcBorders>
+            <w:vAlign w:val="center"/>
+            <w:tcMar>
+              <w:top w:w="40" w:type="dxa"/>
+              <w:left w:w="120" w:type="dxa"/>
+              <w:bottom w:w="40" w:type="dxa"/>
+              <w:right w:w="80" w:type="dxa"/>
+            </w:tcMar>
           </w:tcPr>
           <w:p>
-            <w:r>
-              <w:rPr>
-                <w:sz w:val="17"/>
+            <w:pPr>
+              <w:spacing w:before="0" w:after="0"/>
+              <w:jc w:val="center"/>
+            </w:pPr>
+            <w:r>
+              <w:rPr>
+                <w:sz w:val="16"/>
               </w:rPr>
               <w:t>Reglas de sysctl no persistidas</w:t>
             </w:r>
@@ -9094,12 +9547,29 @@
         <w:tc>
           <w:tcPr>
             <w:tcW w:type="dxa" w:w="2717"/>
-            <w:shd w:val="clear" w:color="auto" w:fill="FFFFFF"/>
+            <w:shd w:val="clear" w:color="auto" w:fill="EAEAEA"/>
+            <w:tcBorders>
+              <w:top w:val="single" w:sz="12" w:color="FFFFFF"/>
+              <w:left w:val="single" w:sz="12" w:color="FFFFFF"/>
+              <w:bottom w:val="single" w:sz="12" w:color="FFFFFF"/>
+              <w:right w:val="single" w:sz="12" w:color="FFFFFF"/>
+            </w:tcBorders>
+            <w:vAlign w:val="center"/>
+            <w:tcMar>
+              <w:top w:w="40" w:type="dxa"/>
+              <w:left w:w="120" w:type="dxa"/>
+              <w:bottom w:w="40" w:type="dxa"/>
+              <w:right w:w="80" w:type="dxa"/>
+            </w:tcMar>
           </w:tcPr>
           <w:p>
-            <w:r>
-              <w:rPr>
-                <w:sz w:val="17"/>
+            <w:pPr>
+              <w:spacing w:before="0" w:after="0"/>
+              <w:jc w:val="both"/>
+            </w:pPr>
+            <w:r>
+              <w:rPr>
+                <w:sz w:val="16"/>
               </w:rPr>
               <w:t>Verificar que el archivo está en /etc/sysctl.d/, no en /etc/sysctl.conf</w:t>
             </w:r>
@@ -9107,15 +9577,35 @@
         </w:tc>
       </w:tr>
       <w:tr>
+        <w:trPr>
+          <w:trHeight w:val="283" w:hRule="atLeast"/>
+        </w:trPr>
         <w:tc>
           <w:tcPr>
             <w:tcW w:type="dxa" w:w="2717"/>
-            <w:shd w:val="clear" w:color="auto" w:fill="F8F8F8"/>
+            <w:shd w:val="clear" w:color="auto" w:fill="EAEAEA"/>
+            <w:tcBorders>
+              <w:top w:val="single" w:sz="12" w:color="FFFFFF"/>
+              <w:left w:val="single" w:sz="12" w:color="FFFFFF"/>
+              <w:bottom w:val="single" w:sz="12" w:color="FFFFFF"/>
+              <w:right w:val="single" w:sz="12" w:color="FFFFFF"/>
+            </w:tcBorders>
+            <w:vAlign w:val="center"/>
+            <w:tcMar>
+              <w:top w:w="40" w:type="dxa"/>
+              <w:left w:w="120" w:type="dxa"/>
+              <w:bottom w:w="40" w:type="dxa"/>
+              <w:right w:w="80" w:type="dxa"/>
+            </w:tcMar>
           </w:tcPr>
           <w:p>
-            <w:r>
-              <w:rPr>
-                <w:sz w:val="17"/>
+            <w:pPr>
+              <w:spacing w:before="0" w:after="0"/>
+              <w:jc w:val="center"/>
+            </w:pPr>
+            <w:r>
+              <w:rPr>
+                <w:sz w:val="16"/>
               </w:rPr>
               <w:t>ping falla</w:t>
             </w:r>
@@ -9124,12 +9614,29 @@
         <w:tc>
           <w:tcPr>
             <w:tcW w:type="dxa" w:w="2717"/>
-            <w:shd w:val="clear" w:color="auto" w:fill="F8F8F8"/>
+            <w:shd w:val="clear" w:color="auto" w:fill="EAEAEA"/>
+            <w:tcBorders>
+              <w:top w:val="single" w:sz="12" w:color="FFFFFF"/>
+              <w:left w:val="single" w:sz="12" w:color="FFFFFF"/>
+              <w:bottom w:val="single" w:sz="12" w:color="FFFFFF"/>
+              <w:right w:val="single" w:sz="12" w:color="FFFFFF"/>
+            </w:tcBorders>
+            <w:vAlign w:val="center"/>
+            <w:tcMar>
+              <w:top w:w="40" w:type="dxa"/>
+              <w:left w:w="120" w:type="dxa"/>
+              <w:bottom w:w="40" w:type="dxa"/>
+              <w:right w:w="80" w:type="dxa"/>
+            </w:tcMar>
           </w:tcPr>
           <w:p>
-            <w:r>
-              <w:rPr>
-                <w:sz w:val="17"/>
+            <w:pPr>
+              <w:spacing w:before="0" w:after="0"/>
+              <w:jc w:val="center"/>
+            </w:pPr>
+            <w:r>
+              <w:rPr>
+                <w:sz w:val="16"/>
               </w:rPr>
               <w:t>IP estática mal configurada</w:t>
             </w:r>
@@ -9138,12 +9645,29 @@
         <w:tc>
           <w:tcPr>
             <w:tcW w:type="dxa" w:w="2717"/>
-            <w:shd w:val="clear" w:color="auto" w:fill="F8F8F8"/>
+            <w:shd w:val="clear" w:color="auto" w:fill="EAEAEA"/>
+            <w:tcBorders>
+              <w:top w:val="single" w:sz="12" w:color="FFFFFF"/>
+              <w:left w:val="single" w:sz="12" w:color="FFFFFF"/>
+              <w:bottom w:val="single" w:sz="12" w:color="FFFFFF"/>
+              <w:right w:val="single" w:sz="12" w:color="FFFFFF"/>
+            </w:tcBorders>
+            <w:vAlign w:val="center"/>
+            <w:tcMar>
+              <w:top w:w="40" w:type="dxa"/>
+              <w:left w:w="120" w:type="dxa"/>
+              <w:bottom w:w="40" w:type="dxa"/>
+              <w:right w:w="80" w:type="dxa"/>
+            </w:tcMar>
           </w:tcPr>
           <w:p>
-            <w:r>
-              <w:rPr>
-                <w:sz w:val="17"/>
+            <w:pPr>
+              <w:spacing w:before="0" w:after="0"/>
+              <w:jc w:val="center"/>
+            </w:pPr>
+            <w:r>
+              <w:rPr>
+                <w:sz w:val="16"/>
               </w:rPr>
               <w:t>Verificar Capítulo 1, Sección 1.5</w:t>
             </w:r>
@@ -9151,15 +9675,35 @@
         </w:tc>
       </w:tr>
       <w:tr>
+        <w:trPr>
+          <w:trHeight w:val="283" w:hRule="atLeast"/>
+        </w:trPr>
         <w:tc>
           <w:tcPr>
             <w:tcW w:type="dxa" w:w="2717"/>
-            <w:shd w:val="clear" w:color="auto" w:fill="FFFFFF"/>
+            <w:shd w:val="clear" w:color="auto" w:fill="EAEAEA"/>
+            <w:tcBorders>
+              <w:top w:val="single" w:sz="12" w:color="FFFFFF"/>
+              <w:left w:val="single" w:sz="12" w:color="FFFFFF"/>
+              <w:bottom w:val="single" w:sz="12" w:color="FFFFFF"/>
+              <w:right w:val="single" w:sz="12" w:color="FFFFFF"/>
+            </w:tcBorders>
+            <w:vAlign w:val="center"/>
+            <w:tcMar>
+              <w:top w:w="40" w:type="dxa"/>
+              <w:left w:w="120" w:type="dxa"/>
+              <w:bottom w:w="40" w:type="dxa"/>
+              <w:right w:w="80" w:type="dxa"/>
+            </w:tcMar>
           </w:tcPr>
           <w:p>
-            <w:r>
-              <w:rPr>
-                <w:sz w:val="17"/>
+            <w:pPr>
+              <w:spacing w:before="0" w:after="0"/>
+              <w:jc w:val="center"/>
+            </w:pPr>
+            <w:r>
+              <w:rPr>
+                <w:sz w:val="16"/>
               </w:rPr>
               <w:t>APT update lento</w:t>
             </w:r>
@@ -9168,12 +9712,29 @@
         <w:tc>
           <w:tcPr>
             <w:tcW w:type="dxa" w:w="2717"/>
-            <w:shd w:val="clear" w:color="auto" w:fill="FFFFFF"/>
+            <w:shd w:val="clear" w:color="auto" w:fill="EAEAEA"/>
+            <w:tcBorders>
+              <w:top w:val="single" w:sz="12" w:color="FFFFFF"/>
+              <w:left w:val="single" w:sz="12" w:color="FFFFFF"/>
+              <w:bottom w:val="single" w:sz="12" w:color="FFFFFF"/>
+              <w:right w:val="single" w:sz="12" w:color="FFFFFF"/>
+            </w:tcBorders>
+            <w:vAlign w:val="center"/>
+            <w:tcMar>
+              <w:top w:w="40" w:type="dxa"/>
+              <w:left w:w="120" w:type="dxa"/>
+              <w:bottom w:w="40" w:type="dxa"/>
+              <w:right w:w="80" w:type="dxa"/>
+            </w:tcMar>
           </w:tcPr>
           <w:p>
-            <w:r>
-              <w:rPr>
-                <w:sz w:val="17"/>
+            <w:pPr>
+              <w:spacing w:before="0" w:after="0"/>
+              <w:jc w:val="center"/>
+            </w:pPr>
+            <w:r>
+              <w:rPr>
+                <w:sz w:val="16"/>
               </w:rPr>
               <w:t>ForceIPv4 no activo</w:t>
             </w:r>
@@ -9182,12 +9743,29 @@
         <w:tc>
           <w:tcPr>
             <w:tcW w:type="dxa" w:w="2717"/>
-            <w:shd w:val="clear" w:color="auto" w:fill="FFFFFF"/>
+            <w:shd w:val="clear" w:color="auto" w:fill="EAEAEA"/>
+            <w:tcBorders>
+              <w:top w:val="single" w:sz="12" w:color="FFFFFF"/>
+              <w:left w:val="single" w:sz="12" w:color="FFFFFF"/>
+              <w:bottom w:val="single" w:sz="12" w:color="FFFFFF"/>
+              <w:right w:val="single" w:sz="12" w:color="FFFFFF"/>
+            </w:tcBorders>
+            <w:vAlign w:val="center"/>
+            <w:tcMar>
+              <w:top w:w="40" w:type="dxa"/>
+              <w:left w:w="120" w:type="dxa"/>
+              <w:bottom w:w="40" w:type="dxa"/>
+              <w:right w:w="80" w:type="dxa"/>
+            </w:tcMar>
           </w:tcPr>
           <w:p>
-            <w:r>
-              <w:rPr>
-                <w:sz w:val="17"/>
+            <w:pPr>
+              <w:spacing w:before="0" w:after="0"/>
+              <w:jc w:val="center"/>
+            </w:pPr>
+            <w:r>
+              <w:rPr>
+                <w:sz w:val="16"/>
               </w:rPr>
               <w:t>Re-ejecutar sección 6.3</w:t>
             </w:r>
@@ -9257,16 +9835,24 @@
         <w:pStyle w:val="Endure-Subhead"/>
         <w:keepNext/>
         <w:spacing w:before="240" w:after="60"/>
+        <w:outlineLvl w:val="1"/>
       </w:pPr>
       <w:r>
+        <w:rPr>
+          <w:sz w:val="24"/>
+        </w:rPr>
         <w:t>Apéndice 6-A: Velocidades de Descarga Esperadas por Tamaño de Modelo</w:t>
       </w:r>
     </w:p>
     <w:p>
       <w:pPr>
         <w:pStyle w:val="Endure-FirstParagraphBodyText"/>
+        <w:spacing w:before="100" w:after="100"/>
       </w:pPr>
       <w:r>
+        <w:rPr>
+          <w:sz w:val="20"/>
+        </w:rPr>
         <w:t>Con la red optimizada (buffers TCP + BBR + aria2 multi-hilo), las velocidades de descarga en una conexión doméstica típica son:</w:t>
       </w:r>
     </w:p>
@@ -9283,20 +9869,38 @@
         <w:gridCol w:w="2038"/>
       </w:tblGrid>
       <w:tr>
+        <w:trPr>
+          <w:trHeight w:val="453" w:hRule="atLeast"/>
+          <w:tblHeader/>
+        </w:trPr>
         <w:tc>
           <w:tcPr>
             <w:tcW w:type="dxa" w:w="2038"/>
             <w:shd w:val="clear" w:color="auto" w:fill="1A5A6A"/>
+            <w:tcBorders>
+              <w:top w:val="single" w:sz="12" w:color="FFFFFF"/>
+              <w:left w:val="single" w:sz="12" w:color="FFFFFF"/>
+              <w:bottom w:val="single" w:sz="12" w:color="FFFFFF"/>
+              <w:right w:val="single" w:sz="12" w:color="FFFFFF"/>
+            </w:tcBorders>
+            <w:vAlign w:val="center"/>
+            <w:tcMar>
+              <w:top w:w="60" w:type="dxa"/>
+              <w:left w:w="120" w:type="dxa"/>
+              <w:bottom w:w="60" w:type="dxa"/>
+              <w:right w:w="80" w:type="dxa"/>
+            </w:tcMar>
           </w:tcPr>
           <w:p>
             <w:pPr>
+              <w:spacing w:before="0" w:after="0"/>
               <w:jc w:val="center"/>
             </w:pPr>
             <w:r>
               <w:rPr>
                 <w:b/>
                 <w:color w:val="FFFFFF"/>
-                <w:sz w:val="17"/>
+                <w:sz w:val="16"/>
               </w:rPr>
               <w:t>Velocidad de conexión</w:t>
             </w:r>
@@ -9306,16 +9910,30 @@
           <w:tcPr>
             <w:tcW w:type="dxa" w:w="2038"/>
             <w:shd w:val="clear" w:color="auto" w:fill="1A5A6A"/>
+            <w:tcBorders>
+              <w:top w:val="single" w:sz="12" w:color="FFFFFF"/>
+              <w:left w:val="single" w:sz="12" w:color="FFFFFF"/>
+              <w:bottom w:val="single" w:sz="12" w:color="FFFFFF"/>
+              <w:right w:val="single" w:sz="12" w:color="FFFFFF"/>
+            </w:tcBorders>
+            <w:vAlign w:val="center"/>
+            <w:tcMar>
+              <w:top w:w="60" w:type="dxa"/>
+              <w:left w:w="120" w:type="dxa"/>
+              <w:bottom w:w="60" w:type="dxa"/>
+              <w:right w:w="80" w:type="dxa"/>
+            </w:tcMar>
           </w:tcPr>
           <w:p>
             <w:pPr>
+              <w:spacing w:before="0" w:after="0"/>
               <w:jc w:val="center"/>
             </w:pPr>
             <w:r>
               <w:rPr>
                 <w:b/>
                 <w:color w:val="FFFFFF"/>
-                <w:sz w:val="17"/>
+                <w:sz w:val="16"/>
               </w:rPr>
               <w:t>Modelo 4 GB</w:t>
             </w:r>
@@ -9325,16 +9943,30 @@
           <w:tcPr>
             <w:tcW w:type="dxa" w:w="2038"/>
             <w:shd w:val="clear" w:color="auto" w:fill="1A5A6A"/>
+            <w:tcBorders>
+              <w:top w:val="single" w:sz="12" w:color="FFFFFF"/>
+              <w:left w:val="single" w:sz="12" w:color="FFFFFF"/>
+              <w:bottom w:val="single" w:sz="12" w:color="FFFFFF"/>
+              <w:right w:val="single" w:sz="12" w:color="FFFFFF"/>
+            </w:tcBorders>
+            <w:vAlign w:val="center"/>
+            <w:tcMar>
+              <w:top w:w="60" w:type="dxa"/>
+              <w:left w:w="120" w:type="dxa"/>
+              <w:bottom w:w="60" w:type="dxa"/>
+              <w:right w:w="80" w:type="dxa"/>
+            </w:tcMar>
           </w:tcPr>
           <w:p>
             <w:pPr>
+              <w:spacing w:before="0" w:after="0"/>
               <w:jc w:val="center"/>
             </w:pPr>
             <w:r>
               <w:rPr>
                 <w:b/>
                 <w:color w:val="FFFFFF"/>
-                <w:sz w:val="17"/>
+                <w:sz w:val="16"/>
               </w:rPr>
               <w:t>Modelo 16 GB</w:t>
             </w:r>
@@ -9344,16 +9976,30 @@
           <w:tcPr>
             <w:tcW w:type="dxa" w:w="2038"/>
             <w:shd w:val="clear" w:color="auto" w:fill="1A5A6A"/>
+            <w:tcBorders>
+              <w:top w:val="single" w:sz="12" w:color="FFFFFF"/>
+              <w:left w:val="single" w:sz="12" w:color="FFFFFF"/>
+              <w:bottom w:val="single" w:sz="12" w:color="FFFFFF"/>
+              <w:right w:val="single" w:sz="12" w:color="FFFFFF"/>
+            </w:tcBorders>
+            <w:vAlign w:val="center"/>
+            <w:tcMar>
+              <w:top w:w="60" w:type="dxa"/>
+              <w:left w:w="120" w:type="dxa"/>
+              <w:bottom w:w="60" w:type="dxa"/>
+              <w:right w:w="80" w:type="dxa"/>
+            </w:tcMar>
           </w:tcPr>
           <w:p>
             <w:pPr>
+              <w:spacing w:before="0" w:after="0"/>
               <w:jc w:val="center"/>
             </w:pPr>
             <w:r>
               <w:rPr>
                 <w:b/>
                 <w:color w:val="FFFFFF"/>
-                <w:sz w:val="17"/>
+                <w:sz w:val="16"/>
               </w:rPr>
               <w:t>Modelo 26 GB</w:t>
             </w:r>
@@ -9361,15 +10007,35 @@
         </w:tc>
       </w:tr>
       <w:tr>
+        <w:trPr>
+          <w:trHeight w:val="283" w:hRule="atLeast"/>
+        </w:trPr>
         <w:tc>
           <w:tcPr>
             <w:tcW w:type="dxa" w:w="2038"/>
-            <w:shd w:val="clear" w:color="auto" w:fill="F8F8F8"/>
+            <w:shd w:val="clear" w:color="auto" w:fill="EAEAEA"/>
+            <w:tcBorders>
+              <w:top w:val="single" w:sz="12" w:color="FFFFFF"/>
+              <w:left w:val="single" w:sz="12" w:color="FFFFFF"/>
+              <w:bottom w:val="single" w:sz="12" w:color="FFFFFF"/>
+              <w:right w:val="single" w:sz="12" w:color="FFFFFF"/>
+            </w:tcBorders>
+            <w:vAlign w:val="center"/>
+            <w:tcMar>
+              <w:top w:w="40" w:type="dxa"/>
+              <w:left w:w="120" w:type="dxa"/>
+              <w:bottom w:w="40" w:type="dxa"/>
+              <w:right w:w="80" w:type="dxa"/>
+            </w:tcMar>
           </w:tcPr>
           <w:p>
-            <w:r>
-              <w:rPr>
-                <w:sz w:val="17"/>
+            <w:pPr>
+              <w:spacing w:before="0" w:after="0"/>
+              <w:jc w:val="center"/>
+            </w:pPr>
+            <w:r>
+              <w:rPr>
+                <w:sz w:val="16"/>
               </w:rPr>
               <w:t>100 Mbps (12.5 MB/s)</w:t>
             </w:r>
@@ -9378,12 +10044,29 @@
         <w:tc>
           <w:tcPr>
             <w:tcW w:type="dxa" w:w="2038"/>
-            <w:shd w:val="clear" w:color="auto" w:fill="F8F8F8"/>
+            <w:shd w:val="clear" w:color="auto" w:fill="EAEAEA"/>
+            <w:tcBorders>
+              <w:top w:val="single" w:sz="12" w:color="FFFFFF"/>
+              <w:left w:val="single" w:sz="12" w:color="FFFFFF"/>
+              <w:bottom w:val="single" w:sz="12" w:color="FFFFFF"/>
+              <w:right w:val="single" w:sz="12" w:color="FFFFFF"/>
+            </w:tcBorders>
+            <w:vAlign w:val="center"/>
+            <w:tcMar>
+              <w:top w:w="40" w:type="dxa"/>
+              <w:left w:w="120" w:type="dxa"/>
+              <w:bottom w:w="40" w:type="dxa"/>
+              <w:right w:w="80" w:type="dxa"/>
+            </w:tcMar>
           </w:tcPr>
           <w:p>
-            <w:r>
-              <w:rPr>
-                <w:sz w:val="17"/>
+            <w:pPr>
+              <w:spacing w:before="0" w:after="0"/>
+              <w:jc w:val="center"/>
+            </w:pPr>
+            <w:r>
+              <w:rPr>
+                <w:sz w:val="16"/>
               </w:rPr>
               <w:t>~6 min</w:t>
             </w:r>
@@ -9392,12 +10075,29 @@
         <w:tc>
           <w:tcPr>
             <w:tcW w:type="dxa" w:w="2038"/>
-            <w:shd w:val="clear" w:color="auto" w:fill="F8F8F8"/>
+            <w:shd w:val="clear" w:color="auto" w:fill="EAEAEA"/>
+            <w:tcBorders>
+              <w:top w:val="single" w:sz="12" w:color="FFFFFF"/>
+              <w:left w:val="single" w:sz="12" w:color="FFFFFF"/>
+              <w:bottom w:val="single" w:sz="12" w:color="FFFFFF"/>
+              <w:right w:val="single" w:sz="12" w:color="FFFFFF"/>
+            </w:tcBorders>
+            <w:vAlign w:val="center"/>
+            <w:tcMar>
+              <w:top w:w="40" w:type="dxa"/>
+              <w:left w:w="120" w:type="dxa"/>
+              <w:bottom w:w="40" w:type="dxa"/>
+              <w:right w:w="80" w:type="dxa"/>
+            </w:tcMar>
           </w:tcPr>
           <w:p>
-            <w:r>
-              <w:rPr>
-                <w:sz w:val="17"/>
+            <w:pPr>
+              <w:spacing w:before="0" w:after="0"/>
+              <w:jc w:val="center"/>
+            </w:pPr>
+            <w:r>
+              <w:rPr>
+                <w:sz w:val="16"/>
               </w:rPr>
               <w:t>~22 min</w:t>
             </w:r>
@@ -9406,12 +10106,29 @@
         <w:tc>
           <w:tcPr>
             <w:tcW w:type="dxa" w:w="2038"/>
-            <w:shd w:val="clear" w:color="auto" w:fill="F8F8F8"/>
+            <w:shd w:val="clear" w:color="auto" w:fill="EAEAEA"/>
+            <w:tcBorders>
+              <w:top w:val="single" w:sz="12" w:color="FFFFFF"/>
+              <w:left w:val="single" w:sz="12" w:color="FFFFFF"/>
+              <w:bottom w:val="single" w:sz="12" w:color="FFFFFF"/>
+              <w:right w:val="single" w:sz="12" w:color="FFFFFF"/>
+            </w:tcBorders>
+            <w:vAlign w:val="center"/>
+            <w:tcMar>
+              <w:top w:w="40" w:type="dxa"/>
+              <w:left w:w="120" w:type="dxa"/>
+              <w:bottom w:w="40" w:type="dxa"/>
+              <w:right w:w="80" w:type="dxa"/>
+            </w:tcMar>
           </w:tcPr>
           <w:p>
-            <w:r>
-              <w:rPr>
-                <w:sz w:val="17"/>
+            <w:pPr>
+              <w:spacing w:before="0" w:after="0"/>
+              <w:jc w:val="center"/>
+            </w:pPr>
+            <w:r>
+              <w:rPr>
+                <w:sz w:val="16"/>
               </w:rPr>
               <w:t>~35 min</w:t>
             </w:r>
@@ -9419,15 +10136,35 @@
         </w:tc>
       </w:tr>
       <w:tr>
+        <w:trPr>
+          <w:trHeight w:val="283" w:hRule="atLeast"/>
+        </w:trPr>
         <w:tc>
           <w:tcPr>
             <w:tcW w:type="dxa" w:w="2038"/>
-            <w:shd w:val="clear" w:color="auto" w:fill="FFFFFF"/>
+            <w:shd w:val="clear" w:color="auto" w:fill="EAEAEA"/>
+            <w:tcBorders>
+              <w:top w:val="single" w:sz="12" w:color="FFFFFF"/>
+              <w:left w:val="single" w:sz="12" w:color="FFFFFF"/>
+              <w:bottom w:val="single" w:sz="12" w:color="FFFFFF"/>
+              <w:right w:val="single" w:sz="12" w:color="FFFFFF"/>
+            </w:tcBorders>
+            <w:vAlign w:val="center"/>
+            <w:tcMar>
+              <w:top w:w="40" w:type="dxa"/>
+              <w:left w:w="120" w:type="dxa"/>
+              <w:bottom w:w="40" w:type="dxa"/>
+              <w:right w:w="80" w:type="dxa"/>
+            </w:tcMar>
           </w:tcPr>
           <w:p>
-            <w:r>
-              <w:rPr>
-                <w:sz w:val="17"/>
+            <w:pPr>
+              <w:spacing w:before="0" w:after="0"/>
+              <w:jc w:val="center"/>
+            </w:pPr>
+            <w:r>
+              <w:rPr>
+                <w:sz w:val="16"/>
               </w:rPr>
               <w:t>200 Mbps (25 MB/s)</w:t>
             </w:r>
@@ -9436,12 +10173,29 @@
         <w:tc>
           <w:tcPr>
             <w:tcW w:type="dxa" w:w="2038"/>
-            <w:shd w:val="clear" w:color="auto" w:fill="FFFFFF"/>
+            <w:shd w:val="clear" w:color="auto" w:fill="EAEAEA"/>
+            <w:tcBorders>
+              <w:top w:val="single" w:sz="12" w:color="FFFFFF"/>
+              <w:left w:val="single" w:sz="12" w:color="FFFFFF"/>
+              <w:bottom w:val="single" w:sz="12" w:color="FFFFFF"/>
+              <w:right w:val="single" w:sz="12" w:color="FFFFFF"/>
+            </w:tcBorders>
+            <w:vAlign w:val="center"/>
+            <w:tcMar>
+              <w:top w:w="40" w:type="dxa"/>
+              <w:left w:w="120" w:type="dxa"/>
+              <w:bottom w:w="40" w:type="dxa"/>
+              <w:right w:w="80" w:type="dxa"/>
+            </w:tcMar>
           </w:tcPr>
           <w:p>
-            <w:r>
-              <w:rPr>
-                <w:sz w:val="17"/>
+            <w:pPr>
+              <w:spacing w:before="0" w:after="0"/>
+              <w:jc w:val="center"/>
+            </w:pPr>
+            <w:r>
+              <w:rPr>
+                <w:sz w:val="16"/>
               </w:rPr>
               <w:t>~3 min</w:t>
             </w:r>
@@ -9450,12 +10204,29 @@
         <w:tc>
           <w:tcPr>
             <w:tcW w:type="dxa" w:w="2038"/>
-            <w:shd w:val="clear" w:color="auto" w:fill="FFFFFF"/>
+            <w:shd w:val="clear" w:color="auto" w:fill="EAEAEA"/>
+            <w:tcBorders>
+              <w:top w:val="single" w:sz="12" w:color="FFFFFF"/>
+              <w:left w:val="single" w:sz="12" w:color="FFFFFF"/>
+              <w:bottom w:val="single" w:sz="12" w:color="FFFFFF"/>
+              <w:right w:val="single" w:sz="12" w:color="FFFFFF"/>
+            </w:tcBorders>
+            <w:vAlign w:val="center"/>
+            <w:tcMar>
+              <w:top w:w="40" w:type="dxa"/>
+              <w:left w:w="120" w:type="dxa"/>
+              <w:bottom w:w="40" w:type="dxa"/>
+              <w:right w:w="80" w:type="dxa"/>
+            </w:tcMar>
           </w:tcPr>
           <w:p>
-            <w:r>
-              <w:rPr>
-                <w:sz w:val="17"/>
+            <w:pPr>
+              <w:spacing w:before="0" w:after="0"/>
+              <w:jc w:val="center"/>
+            </w:pPr>
+            <w:r>
+              <w:rPr>
+                <w:sz w:val="16"/>
               </w:rPr>
               <w:t>~11 min</w:t>
             </w:r>
@@ -9464,12 +10235,29 @@
         <w:tc>
           <w:tcPr>
             <w:tcW w:type="dxa" w:w="2038"/>
-            <w:shd w:val="clear" w:color="auto" w:fill="FFFFFF"/>
+            <w:shd w:val="clear" w:color="auto" w:fill="EAEAEA"/>
+            <w:tcBorders>
+              <w:top w:val="single" w:sz="12" w:color="FFFFFF"/>
+              <w:left w:val="single" w:sz="12" w:color="FFFFFF"/>
+              <w:bottom w:val="single" w:sz="12" w:color="FFFFFF"/>
+              <w:right w:val="single" w:sz="12" w:color="FFFFFF"/>
+            </w:tcBorders>
+            <w:vAlign w:val="center"/>
+            <w:tcMar>
+              <w:top w:w="40" w:type="dxa"/>
+              <w:left w:w="120" w:type="dxa"/>
+              <w:bottom w:w="40" w:type="dxa"/>
+              <w:right w:w="80" w:type="dxa"/>
+            </w:tcMar>
           </w:tcPr>
           <w:p>
-            <w:r>
-              <w:rPr>
-                <w:sz w:val="17"/>
+            <w:pPr>
+              <w:spacing w:before="0" w:after="0"/>
+              <w:jc w:val="center"/>
+            </w:pPr>
+            <w:r>
+              <w:rPr>
+                <w:sz w:val="16"/>
               </w:rPr>
               <w:t>~18 min</w:t>
             </w:r>
@@ -9477,15 +10265,35 @@
         </w:tc>
       </w:tr>
       <w:tr>
+        <w:trPr>
+          <w:trHeight w:val="283" w:hRule="atLeast"/>
+        </w:trPr>
         <w:tc>
           <w:tcPr>
             <w:tcW w:type="dxa" w:w="2038"/>
-            <w:shd w:val="clear" w:color="auto" w:fill="F8F8F8"/>
+            <w:shd w:val="clear" w:color="auto" w:fill="EAEAEA"/>
+            <w:tcBorders>
+              <w:top w:val="single" w:sz="12" w:color="FFFFFF"/>
+              <w:left w:val="single" w:sz="12" w:color="FFFFFF"/>
+              <w:bottom w:val="single" w:sz="12" w:color="FFFFFF"/>
+              <w:right w:val="single" w:sz="12" w:color="FFFFFF"/>
+            </w:tcBorders>
+            <w:vAlign w:val="center"/>
+            <w:tcMar>
+              <w:top w:w="40" w:type="dxa"/>
+              <w:left w:w="120" w:type="dxa"/>
+              <w:bottom w:w="40" w:type="dxa"/>
+              <w:right w:w="80" w:type="dxa"/>
+            </w:tcMar>
           </w:tcPr>
           <w:p>
-            <w:r>
-              <w:rPr>
-                <w:sz w:val="17"/>
+            <w:pPr>
+              <w:spacing w:before="0" w:after="0"/>
+              <w:jc w:val="center"/>
+            </w:pPr>
+            <w:r>
+              <w:rPr>
+                <w:sz w:val="16"/>
               </w:rPr>
               <w:t>500 Mbps (62 MB/s)</w:t>
             </w:r>
@@ -9494,12 +10302,29 @@
         <w:tc>
           <w:tcPr>
             <w:tcW w:type="dxa" w:w="2038"/>
-            <w:shd w:val="clear" w:color="auto" w:fill="F8F8F8"/>
+            <w:shd w:val="clear" w:color="auto" w:fill="EAEAEA"/>
+            <w:tcBorders>
+              <w:top w:val="single" w:sz="12" w:color="FFFFFF"/>
+              <w:left w:val="single" w:sz="12" w:color="FFFFFF"/>
+              <w:bottom w:val="single" w:sz="12" w:color="FFFFFF"/>
+              <w:right w:val="single" w:sz="12" w:color="FFFFFF"/>
+            </w:tcBorders>
+            <w:vAlign w:val="center"/>
+            <w:tcMar>
+              <w:top w:w="40" w:type="dxa"/>
+              <w:left w:w="120" w:type="dxa"/>
+              <w:bottom w:w="40" w:type="dxa"/>
+              <w:right w:w="80" w:type="dxa"/>
+            </w:tcMar>
           </w:tcPr>
           <w:p>
-            <w:r>
-              <w:rPr>
-                <w:sz w:val="17"/>
+            <w:pPr>
+              <w:spacing w:before="0" w:after="0"/>
+              <w:jc w:val="center"/>
+            </w:pPr>
+            <w:r>
+              <w:rPr>
+                <w:sz w:val="16"/>
               </w:rPr>
               <w:t>~1 min</w:t>
             </w:r>
@@ -9508,12 +10333,29 @@
         <w:tc>
           <w:tcPr>
             <w:tcW w:type="dxa" w:w="2038"/>
-            <w:shd w:val="clear" w:color="auto" w:fill="F8F8F8"/>
+            <w:shd w:val="clear" w:color="auto" w:fill="EAEAEA"/>
+            <w:tcBorders>
+              <w:top w:val="single" w:sz="12" w:color="FFFFFF"/>
+              <w:left w:val="single" w:sz="12" w:color="FFFFFF"/>
+              <w:bottom w:val="single" w:sz="12" w:color="FFFFFF"/>
+              <w:right w:val="single" w:sz="12" w:color="FFFFFF"/>
+            </w:tcBorders>
+            <w:vAlign w:val="center"/>
+            <w:tcMar>
+              <w:top w:w="40" w:type="dxa"/>
+              <w:left w:w="120" w:type="dxa"/>
+              <w:bottom w:w="40" w:type="dxa"/>
+              <w:right w:w="80" w:type="dxa"/>
+            </w:tcMar>
           </w:tcPr>
           <w:p>
-            <w:r>
-              <w:rPr>
-                <w:sz w:val="17"/>
+            <w:pPr>
+              <w:spacing w:before="0" w:after="0"/>
+              <w:jc w:val="center"/>
+            </w:pPr>
+            <w:r>
+              <w:rPr>
+                <w:sz w:val="16"/>
               </w:rPr>
               <w:t>~4 min</w:t>
             </w:r>
@@ -9522,12 +10364,29 @@
         <w:tc>
           <w:tcPr>
             <w:tcW w:type="dxa" w:w="2038"/>
-            <w:shd w:val="clear" w:color="auto" w:fill="F8F8F8"/>
+            <w:shd w:val="clear" w:color="auto" w:fill="EAEAEA"/>
+            <w:tcBorders>
+              <w:top w:val="single" w:sz="12" w:color="FFFFFF"/>
+              <w:left w:val="single" w:sz="12" w:color="FFFFFF"/>
+              <w:bottom w:val="single" w:sz="12" w:color="FFFFFF"/>
+              <w:right w:val="single" w:sz="12" w:color="FFFFFF"/>
+            </w:tcBorders>
+            <w:vAlign w:val="center"/>
+            <w:tcMar>
+              <w:top w:w="40" w:type="dxa"/>
+              <w:left w:w="120" w:type="dxa"/>
+              <w:bottom w:w="40" w:type="dxa"/>
+              <w:right w:w="80" w:type="dxa"/>
+            </w:tcMar>
           </w:tcPr>
           <w:p>
-            <w:r>
-              <w:rPr>
-                <w:sz w:val="17"/>
+            <w:pPr>
+              <w:spacing w:before="0" w:after="0"/>
+              <w:jc w:val="center"/>
+            </w:pPr>
+            <w:r>
+              <w:rPr>
+                <w:sz w:val="16"/>
               </w:rPr>
               <w:t>~7 min</w:t>
             </w:r>
@@ -9535,15 +10394,35 @@
         </w:tc>
       </w:tr>
       <w:tr>
+        <w:trPr>
+          <w:trHeight w:val="283" w:hRule="atLeast"/>
+        </w:trPr>
         <w:tc>
           <w:tcPr>
             <w:tcW w:type="dxa" w:w="2038"/>
-            <w:shd w:val="clear" w:color="auto" w:fill="FFFFFF"/>
+            <w:shd w:val="clear" w:color="auto" w:fill="EAEAEA"/>
+            <w:tcBorders>
+              <w:top w:val="single" w:sz="12" w:color="FFFFFF"/>
+              <w:left w:val="single" w:sz="12" w:color="FFFFFF"/>
+              <w:bottom w:val="single" w:sz="12" w:color="FFFFFF"/>
+              <w:right w:val="single" w:sz="12" w:color="FFFFFF"/>
+            </w:tcBorders>
+            <w:vAlign w:val="center"/>
+            <w:tcMar>
+              <w:top w:w="40" w:type="dxa"/>
+              <w:left w:w="120" w:type="dxa"/>
+              <w:bottom w:w="40" w:type="dxa"/>
+              <w:right w:w="80" w:type="dxa"/>
+            </w:tcMar>
           </w:tcPr>
           <w:p>
-            <w:r>
-              <w:rPr>
-                <w:sz w:val="17"/>
+            <w:pPr>
+              <w:spacing w:before="0" w:after="0"/>
+              <w:jc w:val="center"/>
+            </w:pPr>
+            <w:r>
+              <w:rPr>
+                <w:sz w:val="16"/>
               </w:rPr>
               <w:t>1 Gbps (125 MB/s)</w:t>
             </w:r>
@@ -9552,12 +10431,29 @@
         <w:tc>
           <w:tcPr>
             <w:tcW w:type="dxa" w:w="2038"/>
-            <w:shd w:val="clear" w:color="auto" w:fill="FFFFFF"/>
+            <w:shd w:val="clear" w:color="auto" w:fill="EAEAEA"/>
+            <w:tcBorders>
+              <w:top w:val="single" w:sz="12" w:color="FFFFFF"/>
+              <w:left w:val="single" w:sz="12" w:color="FFFFFF"/>
+              <w:bottom w:val="single" w:sz="12" w:color="FFFFFF"/>
+              <w:right w:val="single" w:sz="12" w:color="FFFFFF"/>
+            </w:tcBorders>
+            <w:vAlign w:val="center"/>
+            <w:tcMar>
+              <w:top w:w="40" w:type="dxa"/>
+              <w:left w:w="120" w:type="dxa"/>
+              <w:bottom w:w="40" w:type="dxa"/>
+              <w:right w:w="80" w:type="dxa"/>
+            </w:tcMar>
           </w:tcPr>
           <w:p>
-            <w:r>
-              <w:rPr>
-                <w:sz w:val="17"/>
+            <w:pPr>
+              <w:spacing w:before="0" w:after="0"/>
+              <w:jc w:val="center"/>
+            </w:pPr>
+            <w:r>
+              <w:rPr>
+                <w:sz w:val="16"/>
               </w:rPr>
               <w:t>&lt;1 min</w:t>
             </w:r>
@@ -9566,12 +10462,29 @@
         <w:tc>
           <w:tcPr>
             <w:tcW w:type="dxa" w:w="2038"/>
-            <w:shd w:val="clear" w:color="auto" w:fill="FFFFFF"/>
+            <w:shd w:val="clear" w:color="auto" w:fill="EAEAEA"/>
+            <w:tcBorders>
+              <w:top w:val="single" w:sz="12" w:color="FFFFFF"/>
+              <w:left w:val="single" w:sz="12" w:color="FFFFFF"/>
+              <w:bottom w:val="single" w:sz="12" w:color="FFFFFF"/>
+              <w:right w:val="single" w:sz="12" w:color="FFFFFF"/>
+            </w:tcBorders>
+            <w:vAlign w:val="center"/>
+            <w:tcMar>
+              <w:top w:w="40" w:type="dxa"/>
+              <w:left w:w="120" w:type="dxa"/>
+              <w:bottom w:w="40" w:type="dxa"/>
+              <w:right w:w="80" w:type="dxa"/>
+            </w:tcMar>
           </w:tcPr>
           <w:p>
-            <w:r>
-              <w:rPr>
-                <w:sz w:val="17"/>
+            <w:pPr>
+              <w:spacing w:before="0" w:after="0"/>
+              <w:jc w:val="center"/>
+            </w:pPr>
+            <w:r>
+              <w:rPr>
+                <w:sz w:val="16"/>
               </w:rPr>
               <w:t>~2 min</w:t>
             </w:r>
@@ -9580,12 +10493,29 @@
         <w:tc>
           <w:tcPr>
             <w:tcW w:type="dxa" w:w="2038"/>
-            <w:shd w:val="clear" w:color="auto" w:fill="FFFFFF"/>
+            <w:shd w:val="clear" w:color="auto" w:fill="EAEAEA"/>
+            <w:tcBorders>
+              <w:top w:val="single" w:sz="12" w:color="FFFFFF"/>
+              <w:left w:val="single" w:sz="12" w:color="FFFFFF"/>
+              <w:bottom w:val="single" w:sz="12" w:color="FFFFFF"/>
+              <w:right w:val="single" w:sz="12" w:color="FFFFFF"/>
+            </w:tcBorders>
+            <w:vAlign w:val="center"/>
+            <w:tcMar>
+              <w:top w:w="40" w:type="dxa"/>
+              <w:left w:w="120" w:type="dxa"/>
+              <w:bottom w:w="40" w:type="dxa"/>
+              <w:right w:w="80" w:type="dxa"/>
+            </w:tcMar>
           </w:tcPr>
           <w:p>
-            <w:r>
-              <w:rPr>
-                <w:sz w:val="17"/>
+            <w:pPr>
+              <w:spacing w:before="0" w:after="0"/>
+              <w:jc w:val="center"/>
+            </w:pPr>
+            <w:r>
+              <w:rPr>
+                <w:sz w:val="16"/>
               </w:rPr>
               <w:t>~3.5 min</w:t>
             </w:r>
@@ -9644,7 +10574,7 @@
             <w:r>
               <w:rPr>
                 <w:rFonts w:ascii="Courier New" w:hAnsi="Courier New"/>
-                <w:sz w:val="17"/>
+                <w:sz w:val="16"/>
               </w:rPr>
               <w:t>aria2c</w:t>
             </w:r>
@@ -9654,7 +10584,7 @@
             <w:r>
               <w:rPr>
                 <w:rFonts w:ascii="Courier New" w:hAnsi="Courier New"/>
-                <w:sz w:val="17"/>
+                <w:sz w:val="16"/>
               </w:rPr>
               <w:t>--split=16</w:t>
             </w:r>
@@ -9664,7 +10594,7 @@
             <w:r>
               <w:rPr>
                 <w:rFonts w:ascii="Courier New" w:hAnsi="Courier New"/>
-                <w:sz w:val="17"/>
+                <w:sz w:val="16"/>
               </w:rPr>
               <w:t>--max-connection-per-server=16</w:t>
             </w:r>

--- a/book/docx-por-capitulo/capitulo-07-red.docx
+++ b/book/docx-por-capitulo/capitulo-07-red.docx
@@ -26,7 +26,7 @@
       <w:pPr>
         <w:pStyle w:val="Endure-Subhead"/>
         <w:keepNext/>
-        <w:spacing w:before="240" w:after="60"/>
+        <w:spacing w:before="240" w:after="60" w:line="240" w:lineRule="auto"/>
         <w:outlineLvl w:val="1"/>
       </w:pPr>
       <w:r>
@@ -39,7 +39,7 @@
     <w:p>
       <w:pPr>
         <w:pStyle w:val="Endure-FirstParagraphBodyText"/>
-        <w:spacing w:before="100" w:after="100"/>
+        <w:spacing w:before="100" w:after="100" w:line="240" w:lineRule="auto"/>
       </w:pPr>
       <w:r>
         <w:rPr>
@@ -51,7 +51,7 @@
     <w:p>
       <w:pPr>
         <w:pStyle w:val="Endure-ChapterBodyText"/>
-        <w:spacing w:before="100" w:after="100"/>
+        <w:spacing w:before="100" w:after="100" w:line="240" w:lineRule="auto"/>
       </w:pPr>
       <w:r>
         <w:rPr>
@@ -70,7 +70,7 @@
     <w:p>
       <w:pPr>
         <w:pStyle w:val="Endure-ChapterBodyText"/>
-        <w:spacing w:before="100" w:after="100"/>
+        <w:spacing w:before="100" w:after="100" w:line="240" w:lineRule="auto"/>
       </w:pPr>
       <w:r>
         <w:rPr>
@@ -89,7 +89,7 @@
     <w:p>
       <w:pPr>
         <w:pStyle w:val="Endure-ChapterBodyText"/>
-        <w:spacing w:before="100" w:after="100"/>
+        <w:spacing w:before="100" w:after="100" w:line="240" w:lineRule="auto"/>
       </w:pPr>
       <w:r>
         <w:rPr>
@@ -102,7 +102,7 @@
     <w:p>
       <w:pPr>
         <w:pStyle w:val="Endure-ChapterBodyText"/>
-        <w:spacing w:before="40" w:after="40"/>
+        <w:spacing w:before="40" w:after="40" w:line="240" w:lineRule="auto"/>
         <w:ind w:left="360" w:hanging="216"/>
       </w:pPr>
       <w:r>
@@ -121,7 +121,7 @@
     <w:p>
       <w:pPr>
         <w:pStyle w:val="Endure-ChapterBodyText"/>
-        <w:spacing w:before="40" w:after="40"/>
+        <w:spacing w:before="40" w:after="40" w:line="240" w:lineRule="auto"/>
         <w:ind w:left="360" w:hanging="216"/>
       </w:pPr>
       <w:r>
@@ -140,7 +140,7 @@
     <w:p>
       <w:pPr>
         <w:pStyle w:val="Endure-ChapterBodyText"/>
-        <w:spacing w:before="40" w:after="40"/>
+        <w:spacing w:before="40" w:after="40" w:line="240" w:lineRule="auto"/>
         <w:ind w:left="360" w:hanging="216"/>
       </w:pPr>
       <w:r>
@@ -159,7 +159,7 @@
     <w:p>
       <w:pPr>
         <w:pStyle w:val="Endure-ChapterBodyText"/>
-        <w:spacing w:before="40" w:after="40"/>
+        <w:spacing w:before="40" w:after="40" w:line="240" w:lineRule="auto"/>
         <w:ind w:left="360" w:hanging="216"/>
       </w:pPr>
       <w:r>
@@ -178,7 +178,7 @@
     <w:p>
       <w:pPr>
         <w:pStyle w:val="Endure-ChapterBodyText"/>
-        <w:spacing w:before="40" w:after="40"/>
+        <w:spacing w:before="40" w:after="40" w:line="240" w:lineRule="auto"/>
         <w:ind w:left="360" w:hanging="216"/>
       </w:pPr>
       <w:r>
@@ -204,7 +204,7 @@
     <w:p>
       <w:pPr>
         <w:pStyle w:val="Endure-ChapterBodyText"/>
-        <w:spacing w:before="40" w:after="40"/>
+        <w:spacing w:before="40" w:after="40" w:line="240" w:lineRule="auto"/>
         <w:ind w:left="360" w:hanging="216"/>
       </w:pPr>
       <w:r>
@@ -229,20 +229,20 @@
       <w:pPr>
         <w:pStyle w:val="Endure-Subhead"/>
         <w:keepNext/>
-        <w:spacing w:before="240" w:after="60"/>
+        <w:spacing w:before="240" w:after="60" w:line="240" w:lineRule="auto"/>
         <w:outlineLvl w:val="1"/>
       </w:pPr>
       <w:r>
         <w:rPr>
           <w:sz w:val="24"/>
         </w:rPr>
-        <w:t>6.1 Optimización de Parámetros TCP del Kernel</w:t>
+        <w:t>7.1 Optimización de Parámetros TCP del Kernel</w:t>
       </w:r>
     </w:p>
     <w:p>
       <w:pPr>
         <w:pStyle w:val="Endure-FirstParagraphBodyText"/>
-        <w:spacing w:before="100" w:after="100"/>
+        <w:spacing w:before="100" w:after="100" w:line="240" w:lineRule="auto"/>
       </w:pPr>
       <w:r>
         <w:rPr>
@@ -1259,14 +1259,14 @@
       <w:pPr>
         <w:pStyle w:val="Endure-Subhead"/>
         <w:keepNext/>
-        <w:spacing w:before="160" w:after="60"/>
+        <w:spacing w:before="160" w:after="60" w:line="240" w:lineRule="auto"/>
         <w:outlineLvl w:val="2"/>
       </w:pPr>
       <w:r>
         <w:rPr>
           <w:sz w:val="22"/>
         </w:rPr>
-        <w:t>6.1.1 Verificar TCP BBR activo</w:t>
+        <w:t>7.1.1 Verificar TCP BBR activo</w:t>
       </w:r>
     </w:p>
     <w:tbl>
@@ -1587,20 +1587,20 @@
       <w:pPr>
         <w:pStyle w:val="Endure-Subhead"/>
         <w:keepNext/>
-        <w:spacing w:before="240" w:after="60"/>
+        <w:spacing w:before="240" w:after="60" w:line="240" w:lineRule="auto"/>
         <w:outlineLvl w:val="1"/>
       </w:pPr>
       <w:r>
         <w:rPr>
           <w:sz w:val="24"/>
         </w:rPr>
-        <w:t>6.2 Ajuste de MTU</w:t>
+        <w:t>7.2 Ajuste de MTU</w:t>
       </w:r>
     </w:p>
     <w:p>
       <w:pPr>
         <w:pStyle w:val="Endure-FirstParagraphBodyText"/>
-        <w:spacing w:before="100" w:after="100"/>
+        <w:spacing w:before="100" w:after="100" w:line="240" w:lineRule="auto"/>
       </w:pPr>
       <w:r>
         <w:rPr>
@@ -1744,7 +1744,7 @@
     <w:p>
       <w:pPr>
         <w:pStyle w:val="Endure-ChapterBodyText"/>
-        <w:spacing w:before="100" w:after="100"/>
+        <w:spacing w:before="100" w:after="100" w:line="240" w:lineRule="auto"/>
       </w:pPr>
       <w:r>
         <w:rPr>
@@ -1857,20 +1857,20 @@
       <w:pPr>
         <w:pStyle w:val="Endure-Subhead"/>
         <w:keepNext/>
-        <w:spacing w:before="240" w:after="60"/>
+        <w:spacing w:before="240" w:after="60" w:line="240" w:lineRule="auto"/>
         <w:outlineLvl w:val="1"/>
       </w:pPr>
       <w:r>
         <w:rPr>
           <w:sz w:val="24"/>
         </w:rPr>
-        <w:t>6.3 Optimización de APT para Descargas Paralelas</w:t>
+        <w:t>7.3 Optimización de APT para Descargas Paralelas</w:t>
       </w:r>
     </w:p>
     <w:p>
       <w:pPr>
         <w:pStyle w:val="Endure-FirstParagraphBodyText"/>
-        <w:spacing w:before="100" w:after="100"/>
+        <w:spacing w:before="100" w:after="100" w:line="240" w:lineRule="auto"/>
       </w:pPr>
       <w:r>
         <w:rPr>
@@ -2321,20 +2321,20 @@
       <w:pPr>
         <w:pStyle w:val="Endure-Subhead"/>
         <w:keepNext/>
-        <w:spacing w:before="240" w:after="60"/>
+        <w:spacing w:before="240" w:after="60" w:line="240" w:lineRule="auto"/>
         <w:outlineLvl w:val="1"/>
       </w:pPr>
       <w:r>
         <w:rPr>
           <w:sz w:val="24"/>
         </w:rPr>
-        <w:t>6.4 aria2 — Descargas Multi-Hilo para Modelos Grandes</w:t>
+        <w:t>7.4 aria2 — Descargas Multi-Hilo para Modelos Grandes</w:t>
       </w:r>
     </w:p>
     <w:p>
       <w:pPr>
         <w:pStyle w:val="Endure-FirstParagraphBodyText"/>
-        <w:spacing w:before="100" w:after="100"/>
+        <w:spacing w:before="100" w:after="100" w:line="240" w:lineRule="auto"/>
       </w:pPr>
       <w:r>
         <w:rPr>
@@ -2354,14 +2354,14 @@
       <w:pPr>
         <w:pStyle w:val="Endure-Subhead"/>
         <w:keepNext/>
-        <w:spacing w:before="160" w:after="60"/>
+        <w:spacing w:before="160" w:after="60" w:line="240" w:lineRule="auto"/>
         <w:outlineLvl w:val="2"/>
       </w:pPr>
       <w:r>
         <w:rPr>
           <w:sz w:val="22"/>
         </w:rPr>
-        <w:t>6.4.1 Instalar y Configurar aria2</w:t>
+        <w:t>7.4.1 Instalar y Configurar aria2</w:t>
       </w:r>
     </w:p>
     <w:tbl>
@@ -2907,14 +2907,14 @@
       <w:pPr>
         <w:pStyle w:val="Endure-Subhead"/>
         <w:keepNext/>
-        <w:spacing w:before="160" w:after="60"/>
+        <w:spacing w:before="160" w:after="60" w:line="240" w:lineRule="auto"/>
         <w:outlineLvl w:val="2"/>
       </w:pPr>
       <w:r>
         <w:rPr>
           <w:sz w:val="22"/>
         </w:rPr>
-        <w:t>6.4.2 Aliases para Descargas de Modelos</w:t>
+        <w:t>7.4.2 Aliases para Descargas de Modelos</w:t>
       </w:r>
     </w:p>
     <w:tbl>
@@ -3249,14 +3249,14 @@
       <w:pPr>
         <w:pStyle w:val="Endure-Subhead"/>
         <w:keepNext/>
-        <w:spacing w:before="160" w:after="60"/>
+        <w:spacing w:before="160" w:after="60" w:line="240" w:lineRule="auto"/>
         <w:outlineLvl w:val="2"/>
       </w:pPr>
       <w:r>
         <w:rPr>
           <w:sz w:val="22"/>
         </w:rPr>
-        <w:t>6.4.3 Ejemplo de Descarga Directa de Archivo GGUF</w:t>
+        <w:t>7.4.3 Ejemplo de Descarga Directa de Archivo GGUF</w:t>
       </w:r>
     </w:p>
     <w:tbl>
@@ -3610,20 +3610,20 @@
       <w:pPr>
         <w:pStyle w:val="Endure-Subhead"/>
         <w:keepNext/>
-        <w:spacing w:before="160" w:after="60"/>
+        <w:spacing w:before="160" w:after="60" w:line="240" w:lineRule="auto"/>
         <w:outlineLvl w:val="2"/>
       </w:pPr>
       <w:r>
         <w:rPr>
           <w:sz w:val="22"/>
         </w:rPr>
-        <w:t>6.4.4 Script dl-model.sh — Descargas con Autenticacion HuggingFace</w:t>
+        <w:t>7.4.4 Script dl-model.sh — Descargas con Autenticacion HuggingFace</w:t>
       </w:r>
     </w:p>
     <w:p>
       <w:pPr>
         <w:pStyle w:val="Endure-FirstParagraphBodyText"/>
-        <w:spacing w:before="100" w:after="100"/>
+        <w:spacing w:before="100" w:after="100" w:line="240" w:lineRule="auto"/>
       </w:pPr>
       <w:r>
         <w:rPr>
@@ -5665,20 +5665,20 @@
       <w:pPr>
         <w:pStyle w:val="Endure-Subhead"/>
         <w:keepNext/>
-        <w:spacing w:before="160" w:after="60"/>
+        <w:spacing w:before="160" w:after="60" w:line="240" w:lineRule="auto"/>
         <w:outlineLvl w:val="2"/>
       </w:pPr>
       <w:r>
         <w:rPr>
           <w:sz w:val="22"/>
         </w:rPr>
-        <w:t>6.4.5 aria2 para Descargas Generales</w:t>
+        <w:t>7.4.5 aria2 para Descargas Generales</w:t>
       </w:r>
     </w:p>
     <w:p>
       <w:pPr>
         <w:pStyle w:val="Endure-FirstParagraphBodyText"/>
-        <w:spacing w:before="100" w:after="100"/>
+        <w:spacing w:before="100" w:after="100" w:line="240" w:lineRule="auto"/>
       </w:pPr>
       <w:r>
         <w:rPr>
@@ -6613,7 +6613,7 @@
     <w:p>
       <w:pPr>
         <w:pStyle w:val="Endure-ChapterBodyText"/>
-        <w:spacing w:before="100" w:after="100"/>
+        <w:spacing w:before="100" w:after="100" w:line="240" w:lineRule="auto"/>
       </w:pPr>
       <w:r>
         <w:rPr>
@@ -7023,20 +7023,20 @@
       <w:pPr>
         <w:pStyle w:val="Endure-Subhead"/>
         <w:keepNext/>
-        <w:spacing w:before="240" w:after="60"/>
+        <w:spacing w:before="240" w:after="60" w:line="240" w:lineRule="auto"/>
         <w:outlineLvl w:val="1"/>
       </w:pPr>
       <w:r>
         <w:rPr>
           <w:sz w:val="24"/>
         </w:rPr>
-        <w:t>6.5 Verificación de Velocidad de Red</w:t>
+        <w:t>7.5 Verificación de Velocidad de Red</w:t>
       </w:r>
     </w:p>
     <w:p>
       <w:pPr>
         <w:pStyle w:val="Endure-FirstParagraphBodyText"/>
-        <w:spacing w:before="100" w:after="100"/>
+        <w:spacing w:before="100" w:after="100" w:line="240" w:lineRule="auto"/>
       </w:pPr>
       <w:r>
         <w:rPr>
@@ -7880,14 +7880,14 @@
       <w:pPr>
         <w:pStyle w:val="Endure-Subhead"/>
         <w:keepNext/>
-        <w:spacing w:before="240" w:after="60"/>
+        <w:spacing w:before="240" w:after="60" w:line="240" w:lineRule="auto"/>
         <w:outlineLvl w:val="1"/>
       </w:pPr>
       <w:r>
         <w:rPr>
           <w:sz w:val="24"/>
         </w:rPr>
-        <w:t>6.6 Verificación Final del Capítulo</w:t>
+        <w:t>7.6 Verificación Final del Capítulo</w:t>
       </w:r>
     </w:p>
     <w:tbl>
@@ -9300,7 +9300,7 @@
           </w:tcPr>
           <w:p>
             <w:pPr>
-              <w:spacing w:before="0" w:after="0"/>
+              <w:spacing w:before="0" w:after="0" w:line="240" w:lineRule="auto"/>
               <w:jc w:val="center"/>
             </w:pPr>
             <w:r>
@@ -9333,7 +9333,7 @@
           </w:tcPr>
           <w:p>
             <w:pPr>
-              <w:spacing w:before="0" w:after="0"/>
+              <w:spacing w:before="0" w:after="0" w:line="240" w:lineRule="auto"/>
               <w:jc w:val="center"/>
             </w:pPr>
             <w:r>
@@ -9366,7 +9366,7 @@
           </w:tcPr>
           <w:p>
             <w:pPr>
-              <w:spacing w:before="0" w:after="0"/>
+              <w:spacing w:before="0" w:after="0" w:line="240" w:lineRule="auto"/>
               <w:jc w:val="center"/>
             </w:pPr>
             <w:r>
@@ -9404,7 +9404,7 @@
           </w:tcPr>
           <w:p>
             <w:pPr>
-              <w:spacing w:before="0" w:after="0"/>
+              <w:spacing w:before="0" w:after="0" w:line="240" w:lineRule="auto"/>
               <w:jc w:val="center"/>
             </w:pPr>
             <w:r>
@@ -9435,7 +9435,7 @@
           </w:tcPr>
           <w:p>
             <w:pPr>
-              <w:spacing w:before="0" w:after="0"/>
+              <w:spacing w:before="0" w:after="0" w:line="240" w:lineRule="auto"/>
               <w:jc w:val="center"/>
             </w:pPr>
             <w:r>
@@ -9466,7 +9466,7 @@
           </w:tcPr>
           <w:p>
             <w:pPr>
-              <w:spacing w:before="0" w:after="0"/>
+              <w:spacing w:before="0" w:after="0" w:line="240" w:lineRule="auto"/>
               <w:jc w:val="both"/>
             </w:pPr>
             <w:r>
@@ -9502,7 +9502,7 @@
           </w:tcPr>
           <w:p>
             <w:pPr>
-              <w:spacing w:before="0" w:after="0"/>
+              <w:spacing w:before="0" w:after="0" w:line="240" w:lineRule="auto"/>
               <w:jc w:val="center"/>
             </w:pPr>
             <w:r>
@@ -9533,7 +9533,7 @@
           </w:tcPr>
           <w:p>
             <w:pPr>
-              <w:spacing w:before="0" w:after="0"/>
+              <w:spacing w:before="0" w:after="0" w:line="240" w:lineRule="auto"/>
               <w:jc w:val="center"/>
             </w:pPr>
             <w:r>
@@ -9564,7 +9564,7 @@
           </w:tcPr>
           <w:p>
             <w:pPr>
-              <w:spacing w:before="0" w:after="0"/>
+              <w:spacing w:before="0" w:after="0" w:line="240" w:lineRule="auto"/>
               <w:jc w:val="both"/>
             </w:pPr>
             <w:r>
@@ -9600,7 +9600,7 @@
           </w:tcPr>
           <w:p>
             <w:pPr>
-              <w:spacing w:before="0" w:after="0"/>
+              <w:spacing w:before="0" w:after="0" w:line="240" w:lineRule="auto"/>
               <w:jc w:val="center"/>
             </w:pPr>
             <w:r>
@@ -9631,7 +9631,7 @@
           </w:tcPr>
           <w:p>
             <w:pPr>
-              <w:spacing w:before="0" w:after="0"/>
+              <w:spacing w:before="0" w:after="0" w:line="240" w:lineRule="auto"/>
               <w:jc w:val="center"/>
             </w:pPr>
             <w:r>
@@ -9662,7 +9662,7 @@
           </w:tcPr>
           <w:p>
             <w:pPr>
-              <w:spacing w:before="0" w:after="0"/>
+              <w:spacing w:before="0" w:after="0" w:line="240" w:lineRule="auto"/>
               <w:jc w:val="center"/>
             </w:pPr>
             <w:r>
@@ -9698,7 +9698,7 @@
           </w:tcPr>
           <w:p>
             <w:pPr>
-              <w:spacing w:before="0" w:after="0"/>
+              <w:spacing w:before="0" w:after="0" w:line="240" w:lineRule="auto"/>
               <w:jc w:val="center"/>
             </w:pPr>
             <w:r>
@@ -9729,7 +9729,7 @@
           </w:tcPr>
           <w:p>
             <w:pPr>
-              <w:spacing w:before="0" w:after="0"/>
+              <w:spacing w:before="0" w:after="0" w:line="240" w:lineRule="auto"/>
               <w:jc w:val="center"/>
             </w:pPr>
             <w:r>
@@ -9760,7 +9760,7 @@
           </w:tcPr>
           <w:p>
             <w:pPr>
-              <w:spacing w:before="0" w:after="0"/>
+              <w:spacing w:before="0" w:after="0" w:line="240" w:lineRule="auto"/>
               <w:jc w:val="center"/>
             </w:pPr>
             <w:r>
@@ -9834,7 +9834,7 @@
       <w:pPr>
         <w:pStyle w:val="Endure-Subhead"/>
         <w:keepNext/>
-        <w:spacing w:before="240" w:after="60"/>
+        <w:spacing w:before="240" w:after="60" w:line="240" w:lineRule="auto"/>
         <w:outlineLvl w:val="1"/>
       </w:pPr>
       <w:r>
@@ -9847,7 +9847,7 @@
     <w:p>
       <w:pPr>
         <w:pStyle w:val="Endure-FirstParagraphBodyText"/>
-        <w:spacing w:before="100" w:after="100"/>
+        <w:spacing w:before="100" w:after="100" w:line="240" w:lineRule="auto"/>
       </w:pPr>
       <w:r>
         <w:rPr>
@@ -9893,7 +9893,7 @@
           </w:tcPr>
           <w:p>
             <w:pPr>
-              <w:spacing w:before="0" w:after="0"/>
+              <w:spacing w:before="0" w:after="0" w:line="240" w:lineRule="auto"/>
               <w:jc w:val="center"/>
             </w:pPr>
             <w:r>
@@ -9926,7 +9926,7 @@
           </w:tcPr>
           <w:p>
             <w:pPr>
-              <w:spacing w:before="0" w:after="0"/>
+              <w:spacing w:before="0" w:after="0" w:line="240" w:lineRule="auto"/>
               <w:jc w:val="center"/>
             </w:pPr>
             <w:r>
@@ -9959,7 +9959,7 @@
           </w:tcPr>
           <w:p>
             <w:pPr>
-              <w:spacing w:before="0" w:after="0"/>
+              <w:spacing w:before="0" w:after="0" w:line="240" w:lineRule="auto"/>
               <w:jc w:val="center"/>
             </w:pPr>
             <w:r>
@@ -9992,7 +9992,7 @@
           </w:tcPr>
           <w:p>
             <w:pPr>
-              <w:spacing w:before="0" w:after="0"/>
+              <w:spacing w:before="0" w:after="0" w:line="240" w:lineRule="auto"/>
               <w:jc w:val="center"/>
             </w:pPr>
             <w:r>
@@ -10030,7 +10030,7 @@
           </w:tcPr>
           <w:p>
             <w:pPr>
-              <w:spacing w:before="0" w:after="0"/>
+              <w:spacing w:before="0" w:after="0" w:line="240" w:lineRule="auto"/>
               <w:jc w:val="center"/>
             </w:pPr>
             <w:r>
@@ -10061,7 +10061,7 @@
           </w:tcPr>
           <w:p>
             <w:pPr>
-              <w:spacing w:before="0" w:after="0"/>
+              <w:spacing w:before="0" w:after="0" w:line="240" w:lineRule="auto"/>
               <w:jc w:val="center"/>
             </w:pPr>
             <w:r>
@@ -10092,7 +10092,7 @@
           </w:tcPr>
           <w:p>
             <w:pPr>
-              <w:spacing w:before="0" w:after="0"/>
+              <w:spacing w:before="0" w:after="0" w:line="240" w:lineRule="auto"/>
               <w:jc w:val="center"/>
             </w:pPr>
             <w:r>
@@ -10123,7 +10123,7 @@
           </w:tcPr>
           <w:p>
             <w:pPr>
-              <w:spacing w:before="0" w:after="0"/>
+              <w:spacing w:before="0" w:after="0" w:line="240" w:lineRule="auto"/>
               <w:jc w:val="center"/>
             </w:pPr>
             <w:r>
@@ -10159,7 +10159,7 @@
           </w:tcPr>
           <w:p>
             <w:pPr>
-              <w:spacing w:before="0" w:after="0"/>
+              <w:spacing w:before="0" w:after="0" w:line="240" w:lineRule="auto"/>
               <w:jc w:val="center"/>
             </w:pPr>
             <w:r>
@@ -10190,7 +10190,7 @@
           </w:tcPr>
           <w:p>
             <w:pPr>
-              <w:spacing w:before="0" w:after="0"/>
+              <w:spacing w:before="0" w:after="0" w:line="240" w:lineRule="auto"/>
               <w:jc w:val="center"/>
             </w:pPr>
             <w:r>
@@ -10221,7 +10221,7 @@
           </w:tcPr>
           <w:p>
             <w:pPr>
-              <w:spacing w:before="0" w:after="0"/>
+              <w:spacing w:before="0" w:after="0" w:line="240" w:lineRule="auto"/>
               <w:jc w:val="center"/>
             </w:pPr>
             <w:r>
@@ -10252,7 +10252,7 @@
           </w:tcPr>
           <w:p>
             <w:pPr>
-              <w:spacing w:before="0" w:after="0"/>
+              <w:spacing w:before="0" w:after="0" w:line="240" w:lineRule="auto"/>
               <w:jc w:val="center"/>
             </w:pPr>
             <w:r>
@@ -10288,7 +10288,7 @@
           </w:tcPr>
           <w:p>
             <w:pPr>
-              <w:spacing w:before="0" w:after="0"/>
+              <w:spacing w:before="0" w:after="0" w:line="240" w:lineRule="auto"/>
               <w:jc w:val="center"/>
             </w:pPr>
             <w:r>
@@ -10319,7 +10319,7 @@
           </w:tcPr>
           <w:p>
             <w:pPr>
-              <w:spacing w:before="0" w:after="0"/>
+              <w:spacing w:before="0" w:after="0" w:line="240" w:lineRule="auto"/>
               <w:jc w:val="center"/>
             </w:pPr>
             <w:r>
@@ -10350,7 +10350,7 @@
           </w:tcPr>
           <w:p>
             <w:pPr>
-              <w:spacing w:before="0" w:after="0"/>
+              <w:spacing w:before="0" w:after="0" w:line="240" w:lineRule="auto"/>
               <w:jc w:val="center"/>
             </w:pPr>
             <w:r>
@@ -10381,7 +10381,7 @@
           </w:tcPr>
           <w:p>
             <w:pPr>
-              <w:spacing w:before="0" w:after="0"/>
+              <w:spacing w:before="0" w:after="0" w:line="240" w:lineRule="auto"/>
               <w:jc w:val="center"/>
             </w:pPr>
             <w:r>
@@ -10417,7 +10417,7 @@
           </w:tcPr>
           <w:p>
             <w:pPr>
-              <w:spacing w:before="0" w:after="0"/>
+              <w:spacing w:before="0" w:after="0" w:line="240" w:lineRule="auto"/>
               <w:jc w:val="center"/>
             </w:pPr>
             <w:r>
@@ -10448,7 +10448,7 @@
           </w:tcPr>
           <w:p>
             <w:pPr>
-              <w:spacing w:before="0" w:after="0"/>
+              <w:spacing w:before="0" w:after="0" w:line="240" w:lineRule="auto"/>
               <w:jc w:val="center"/>
             </w:pPr>
             <w:r>
@@ -10479,7 +10479,7 @@
           </w:tcPr>
           <w:p>
             <w:pPr>
-              <w:spacing w:before="0" w:after="0"/>
+              <w:spacing w:before="0" w:after="0" w:line="240" w:lineRule="auto"/>
               <w:jc w:val="center"/>
             </w:pPr>
             <w:r>
@@ -10510,7 +10510,7 @@
           </w:tcPr>
           <w:p>
             <w:pPr>
-              <w:spacing w:before="0" w:after="0"/>
+              <w:spacing w:before="0" w:after="0" w:line="240" w:lineRule="auto"/>
               <w:jc w:val="center"/>
             </w:pPr>
             <w:r>
@@ -10612,6 +10612,11 @@
     </w:p>
     <w:sectPr>
       <w:footerReference w:type="first" r:id="rId43"/>
+      <w:headerReference w:type="default" r:id="rId46"/>
+      <w:footerReference w:type="default" r:id="rId47"/>
+      <w:headerReference w:type="even" r:id="rId48"/>
+      <w:footerReference w:type="even" r:id="rId49"/>
+      <w:headerReference w:type="first" r:id="rId50"/>
       <w:type w:val="nextColumn"/>
       <w:pgSz w:w="10080" w:h="14400"/>
       <w:pgMar w:top="794" w:right="851" w:bottom="794" w:left="1077" w:header="454" w:footer="454" w:gutter="0"/>
@@ -11856,6 +11861,26 @@
 </w:ftr>
 </file>
 
+<file path=word/footer34.xml><?xml version="1.0" encoding="utf-8"?>
+<w:ftr xmlns:m="http://schemas.openxmlformats.org/officeDocument/2006/math" xmlns:mc="http://schemas.openxmlformats.org/markup-compatibility/2006" xmlns:mo="http://schemas.microsoft.com/office/mac/office/2008/main" xmlns:mv="urn:schemas-microsoft-com:mac:vml" xmlns:o="urn:schemas-microsoft-com:office:office" xmlns:r="http://schemas.openxmlformats.org/officeDocument/2006/relationships" xmlns:v="urn:schemas-microsoft-com:vml" xmlns:w10="urn:schemas-microsoft-com:office:word" xmlns:w14="http://schemas.microsoft.com/office/word/2010/wordml" xmlns:w="http://schemas.openxmlformats.org/wordprocessingml/2006/main" xmlns:wne="http://schemas.microsoft.com/office/word/2006/wordml" xmlns:wp14="http://schemas.microsoft.com/office/word/2010/wordprocessingDrawing" xmlns:wp="http://schemas.openxmlformats.org/drawingml/2006/wordprocessingDrawing" xmlns:wpc="http://schemas.microsoft.com/office/word/2010/wordprocessingCanvas" xmlns:wpg="http://schemas.microsoft.com/office/word/2010/wordprocessingGroup" xmlns:wpi="http://schemas.microsoft.com/office/word/2010/wordprocessingInk" xmlns:wps="http://schemas.microsoft.com/office/word/2010/wordprocessingShape" mc:Ignorable="w14 wp14">
+  <w:p>
+    <w:pPr>
+      <w:pStyle w:val="Footer"/>
+    </w:pPr>
+  </w:p>
+</w:ftr>
+</file>
+
+<file path=word/footer35.xml><?xml version="1.0" encoding="utf-8"?>
+<w:ftr xmlns:m="http://schemas.openxmlformats.org/officeDocument/2006/math" xmlns:mc="http://schemas.openxmlformats.org/markup-compatibility/2006" xmlns:mo="http://schemas.microsoft.com/office/mac/office/2008/main" xmlns:mv="urn:schemas-microsoft-com:mac:vml" xmlns:o="urn:schemas-microsoft-com:office:office" xmlns:r="http://schemas.openxmlformats.org/officeDocument/2006/relationships" xmlns:v="urn:schemas-microsoft-com:vml" xmlns:w10="urn:schemas-microsoft-com:office:word" xmlns:w14="http://schemas.microsoft.com/office/word/2010/wordml" xmlns:w="http://schemas.openxmlformats.org/wordprocessingml/2006/main" xmlns:wne="http://schemas.microsoft.com/office/word/2006/wordml" xmlns:wp14="http://schemas.microsoft.com/office/word/2010/wordprocessingDrawing" xmlns:wp="http://schemas.openxmlformats.org/drawingml/2006/wordprocessingDrawing" xmlns:wpc="http://schemas.microsoft.com/office/word/2010/wordprocessingCanvas" xmlns:wpg="http://schemas.microsoft.com/office/word/2010/wordprocessingGroup" xmlns:wpi="http://schemas.microsoft.com/office/word/2010/wordprocessingInk" xmlns:wps="http://schemas.microsoft.com/office/word/2010/wordprocessingShape" mc:Ignorable="w14 wp14">
+  <w:p>
+    <w:pPr>
+      <w:pStyle w:val="Footer"/>
+    </w:pPr>
+  </w:p>
+</w:ftr>
+</file>
+
 <file path=word/footer4.xml><?xml version="1.0" encoding="utf-8"?>
 <w:ftr xmlns:wpc="http://schemas.microsoft.com/office/word/2010/wordprocessingCanvas" xmlns:cx="http://schemas.microsoft.com/office/drawing/2014/chartex" xmlns:cx1="http://schemas.microsoft.com/office/drawing/2015/9/8/chartex" xmlns:cx2="http://schemas.microsoft.com/office/drawing/2015/10/21/chartex" xmlns:cx3="http://schemas.microsoft.com/office/drawing/2016/5/9/chartex" xmlns:cx4="http://schemas.microsoft.com/office/drawing/2016/5/10/chartex" xmlns:cx5="http://schemas.microsoft.com/office/drawing/2016/5/11/chartex" xmlns:cx6="http://schemas.microsoft.com/office/drawing/2016/5/12/chartex" xmlns:cx7="http://schemas.microsoft.com/office/drawing/2016/5/13/chartex" xmlns:cx8="http://schemas.microsoft.com/office/drawing/2016/5/14/chartex" xmlns:mc="http://schemas.openxmlformats.org/markup-compatibility/2006" xmlns:aink="http://schemas.microsoft.com/office/drawing/2016/ink" xmlns:am3d="http://schemas.microsoft.com/office/drawing/2017/model3d" xmlns:o="urn:schemas-microsoft-com:office:office" xmlns:oel="http://schemas.microsoft.com/office/2019/extlst" xmlns:r="http://schemas.openxmlformats.org/officeDocument/2006/relationships" xmlns:m="http://schemas.openxmlformats.org/officeDocument/2006/math" xmlns:v="urn:schemas-microsoft-com:vml" xmlns:wp14="http://schemas.microsoft.com/office/word/2010/wordprocessingDrawing" xmlns:wp="http://schemas.openxmlformats.org/drawingml/2006/wordprocessingDrawing" xmlns:w10="urn:schemas-microsoft-com:office:word" xmlns:w="http://schemas.openxmlformats.org/wordprocessingml/2006/main" xmlns:w14="http://schemas.microsoft.com/office/word/2010/wordml" xmlns:w15="http://schemas.microsoft.com/office/word/2012/wordml" xmlns:w16cex="http://schemas.microsoft.com/office/word/2018/wordml/cex" xmlns:w16cid="http://schemas.microsoft.com/office/word/2016/wordml/cid" xmlns:w16="http://schemas.microsoft.com/office/word/2018/wordml" xmlns:w16du="http://schemas.microsoft.com/office/word/2023/wordml/word16du" xmlns:w16sdtdh="http://schemas.microsoft.com/office/word/2020/wordml/sdtdatahash" xmlns:w16sdtfl="http://schemas.microsoft.com/office/word/2024/wordml/sdtformatlock" xmlns:w16se="http://schemas.microsoft.com/office/word/2015/wordml/symex" xmlns:wpg="http://schemas.microsoft.com/office/word/2010/wordprocessingGroup" xmlns:wpi="http://schemas.microsoft.com/office/word/2010/wordprocessingInk" xmlns:wne="http://schemas.microsoft.com/office/word/2006/wordml" xmlns:wps="http://schemas.microsoft.com/office/word/2010/wordprocessingShape" mc:Ignorable="w14 w15 w16se w16cid w16 w16cex w16sdtdh w16sdtfl w16du wp14">
   <w:p>
@@ -12113,6 +12138,36 @@
     <w:r>
       <w:t>TÍTULO DEL LIBRO</w:t>
     </w:r>
+  </w:p>
+</w:hdr>
+</file>
+
+<file path=word/header3.xml><?xml version="1.0" encoding="utf-8"?>
+<w:hdr xmlns:m="http://schemas.openxmlformats.org/officeDocument/2006/math" xmlns:mc="http://schemas.openxmlformats.org/markup-compatibility/2006" xmlns:mo="http://schemas.microsoft.com/office/mac/office/2008/main" xmlns:mv="urn:schemas-microsoft-com:mac:vml" xmlns:o="urn:schemas-microsoft-com:office:office" xmlns:r="http://schemas.openxmlformats.org/officeDocument/2006/relationships" xmlns:v="urn:schemas-microsoft-com:vml" xmlns:w10="urn:schemas-microsoft-com:office:word" xmlns:w14="http://schemas.microsoft.com/office/word/2010/wordml" xmlns:w="http://schemas.openxmlformats.org/wordprocessingml/2006/main" xmlns:wne="http://schemas.microsoft.com/office/word/2006/wordml" xmlns:wp14="http://schemas.microsoft.com/office/word/2010/wordprocessingDrawing" xmlns:wp="http://schemas.openxmlformats.org/drawingml/2006/wordprocessingDrawing" xmlns:wpc="http://schemas.microsoft.com/office/word/2010/wordprocessingCanvas" xmlns:wpg="http://schemas.microsoft.com/office/word/2010/wordprocessingGroup" xmlns:wpi="http://schemas.microsoft.com/office/word/2010/wordprocessingInk" xmlns:wps="http://schemas.microsoft.com/office/word/2010/wordprocessingShape" mc:Ignorable="w14 wp14">
+  <w:p>
+    <w:pPr>
+      <w:pStyle w:val="Header"/>
+    </w:pPr>
+  </w:p>
+</w:hdr>
+</file>
+
+<file path=word/header4.xml><?xml version="1.0" encoding="utf-8"?>
+<w:hdr xmlns:m="http://schemas.openxmlformats.org/officeDocument/2006/math" xmlns:mc="http://schemas.openxmlformats.org/markup-compatibility/2006" xmlns:mo="http://schemas.microsoft.com/office/mac/office/2008/main" xmlns:mv="urn:schemas-microsoft-com:mac:vml" xmlns:o="urn:schemas-microsoft-com:office:office" xmlns:r="http://schemas.openxmlformats.org/officeDocument/2006/relationships" xmlns:v="urn:schemas-microsoft-com:vml" xmlns:w10="urn:schemas-microsoft-com:office:word" xmlns:w14="http://schemas.microsoft.com/office/word/2010/wordml" xmlns:w="http://schemas.openxmlformats.org/wordprocessingml/2006/main" xmlns:wne="http://schemas.microsoft.com/office/word/2006/wordml" xmlns:wp14="http://schemas.microsoft.com/office/word/2010/wordprocessingDrawing" xmlns:wp="http://schemas.openxmlformats.org/drawingml/2006/wordprocessingDrawing" xmlns:wpc="http://schemas.microsoft.com/office/word/2010/wordprocessingCanvas" xmlns:wpg="http://schemas.microsoft.com/office/word/2010/wordprocessingGroup" xmlns:wpi="http://schemas.microsoft.com/office/word/2010/wordprocessingInk" xmlns:wps="http://schemas.microsoft.com/office/word/2010/wordprocessingShape" mc:Ignorable="w14 wp14">
+  <w:p>
+    <w:pPr>
+      <w:pStyle w:val="Header"/>
+    </w:pPr>
+  </w:p>
+</w:hdr>
+</file>
+
+<file path=word/header5.xml><?xml version="1.0" encoding="utf-8"?>
+<w:hdr xmlns:m="http://schemas.openxmlformats.org/officeDocument/2006/math" xmlns:mc="http://schemas.openxmlformats.org/markup-compatibility/2006" xmlns:mo="http://schemas.microsoft.com/office/mac/office/2008/main" xmlns:mv="urn:schemas-microsoft-com:mac:vml" xmlns:o="urn:schemas-microsoft-com:office:office" xmlns:r="http://schemas.openxmlformats.org/officeDocument/2006/relationships" xmlns:v="urn:schemas-microsoft-com:vml" xmlns:w10="urn:schemas-microsoft-com:office:word" xmlns:w14="http://schemas.microsoft.com/office/word/2010/wordml" xmlns:w="http://schemas.openxmlformats.org/wordprocessingml/2006/main" xmlns:wne="http://schemas.microsoft.com/office/word/2006/wordml" xmlns:wp14="http://schemas.microsoft.com/office/word/2010/wordprocessingDrawing" xmlns:wp="http://schemas.openxmlformats.org/drawingml/2006/wordprocessingDrawing" xmlns:wpc="http://schemas.microsoft.com/office/word/2010/wordprocessingCanvas" xmlns:wpg="http://schemas.microsoft.com/office/word/2010/wordprocessingGroup" xmlns:wpi="http://schemas.microsoft.com/office/word/2010/wordprocessingInk" xmlns:wps="http://schemas.microsoft.com/office/word/2010/wordprocessingShape" mc:Ignorable="w14 wp14">
+  <w:p>
+    <w:pPr>
+      <w:pStyle w:val="Header"/>
+    </w:pPr>
   </w:p>
 </w:hdr>
 </file>
